--- a/Математика для программирования/Мои отчёты/ПР1/МДП Практика 1.docx
+++ b/Математика для программирования/Мои отчёты/ПР1/МДП Практика 1.docx
@@ -1,6 +1,6 @@
 
 <file path=word/document.xml><?xml version="1.0" encoding="utf-8"?>
-<w:document xmlns:wpc="http://schemas.microsoft.com/office/word/2010/wordprocessingCanvas" xmlns:cx="http://schemas.microsoft.com/office/drawing/2014/chartex" xmlns:cx1="http://schemas.microsoft.com/office/drawing/2015/9/8/chartex" xmlns:cx2="http://schemas.microsoft.com/office/drawing/2015/10/21/chartex" xmlns:cx3="http://schemas.microsoft.com/office/drawing/2016/5/9/chartex" xmlns:cx4="http://schemas.microsoft.com/office/drawing/2016/5/10/chartex" xmlns:cx5="http://schemas.microsoft.com/office/drawing/2016/5/11/chartex" xmlns:cx6="http://schemas.microsoft.com/office/drawing/2016/5/12/chartex" xmlns:cx7="http://schemas.microsoft.com/office/drawing/2016/5/13/chartex" xmlns:cx8="http://schemas.microsoft.com/office/drawing/2016/5/14/chartex" xmlns:mc="http://schemas.openxmlformats.org/markup-compatibility/2006" xmlns:aink="http://schemas.microsoft.com/office/drawing/2016/ink" xmlns:am3d="http://schemas.microsoft.com/office/drawing/2017/model3d" xmlns:o="urn:schemas-microsoft-com:office:office" xmlns:oel="http://schemas.microsoft.com/office/2019/extlst" xmlns:r="http://schemas.openxmlformats.org/officeDocument/2006/relationships" xmlns:m="http://schemas.openxmlformats.org/officeDocument/2006/math" xmlns:v="urn:schemas-microsoft-com:vml" xmlns:wp14="http://schemas.microsoft.com/office/word/2010/wordprocessingDrawing" xmlns:wp="http://schemas.openxmlformats.org/drawingml/2006/wordprocessingDrawing" xmlns:w10="urn:schemas-microsoft-com:office:word" xmlns:w="http://schemas.openxmlformats.org/wordprocessingml/2006/main" xmlns:w14="http://schemas.microsoft.com/office/word/2010/wordml" xmlns:w15="http://schemas.microsoft.com/office/word/2012/wordml" xmlns:w16cex="http://schemas.microsoft.com/office/word/2018/wordml/cex" xmlns:w16cid="http://schemas.microsoft.com/office/word/2016/wordml/cid" xmlns:w16="http://schemas.microsoft.com/office/word/2018/wordml" xmlns:w16du="http://schemas.microsoft.com/office/word/2023/wordml/word16du" xmlns:w16sdtdh="http://schemas.microsoft.com/office/word/2020/wordml/sdtdatahash" xmlns:w16sdtfl="http://schemas.microsoft.com/office/word/2024/wordml/sdtformatlock" xmlns:w16se="http://schemas.microsoft.com/office/word/2015/wordml/symex" xmlns:wpg="http://schemas.microsoft.com/office/word/2010/wordprocessingGroup" xmlns:wpi="http://schemas.microsoft.com/office/word/2010/wordprocessingInk" xmlns:wne="http://schemas.microsoft.com/office/word/2006/wordml" xmlns:wps="http://schemas.microsoft.com/office/word/2010/wordprocessingShape" mc:Ignorable="w14 w15 w16se w16cid w16 w16cex w16sdtdh w16sdtfl w16du wp14">
+<w:document xmlns:wpc="http://schemas.microsoft.com/office/word/2010/wordprocessingCanvas" xmlns:cx="http://schemas.microsoft.com/office/drawing/2014/chartex" xmlns:cx1="http://schemas.microsoft.com/office/drawing/2015/9/8/chartex" xmlns:cx2="http://schemas.microsoft.com/office/drawing/2015/10/21/chartex" xmlns:cx3="http://schemas.microsoft.com/office/drawing/2016/5/9/chartex" xmlns:cx4="http://schemas.microsoft.com/office/drawing/2016/5/10/chartex" xmlns:cx5="http://schemas.microsoft.com/office/drawing/2016/5/11/chartex" xmlns:cx6="http://schemas.microsoft.com/office/drawing/2016/5/12/chartex" xmlns:cx7="http://schemas.microsoft.com/office/drawing/2016/5/13/chartex" xmlns:cx8="http://schemas.microsoft.com/office/drawing/2016/5/14/chartex" xmlns:mc="http://schemas.openxmlformats.org/markup-compatibility/2006" xmlns:aink="http://schemas.microsoft.com/office/drawing/2016/ink" xmlns:am3d="http://schemas.microsoft.com/office/drawing/2017/model3d" xmlns:o="urn:schemas-microsoft-com:office:office" xmlns:oel="http://schemas.microsoft.com/office/2019/extlst" xmlns:r="http://schemas.openxmlformats.org/officeDocument/2006/relationships" xmlns:m="http://schemas.openxmlformats.org/officeDocument/2006/math" xmlns:v="urn:schemas-microsoft-com:vml" xmlns:wp14="http://schemas.microsoft.com/office/word/2010/wordprocessingDrawing" xmlns:wp="http://schemas.openxmlformats.org/drawingml/2006/wordprocessingDrawing" xmlns:w10="urn:schemas-microsoft-com:office:word" xmlns:w="http://schemas.openxmlformats.org/wordprocessingml/2006/main" xmlns:w14="http://schemas.microsoft.com/office/word/2010/wordml" xmlns:w15="http://schemas.microsoft.com/office/word/2012/wordml" xmlns:w16cex="http://schemas.microsoft.com/office/word/2018/wordml/cex" xmlns:w16cid="http://schemas.microsoft.com/office/word/2016/wordml/cid" xmlns:w16="http://schemas.microsoft.com/office/word/2018/wordml" xmlns:w16sdtdh="http://schemas.microsoft.com/office/word/2020/wordml/sdtdatahash" xmlns:w16se="http://schemas.microsoft.com/office/word/2015/wordml/symex" xmlns:wpg="http://schemas.microsoft.com/office/word/2010/wordprocessingGroup" xmlns:wpi="http://schemas.microsoft.com/office/word/2010/wordprocessingInk" xmlns:wne="http://schemas.microsoft.com/office/word/2006/wordml" xmlns:wps="http://schemas.microsoft.com/office/word/2010/wordprocessingShape" mc:Ignorable="w14 w15 w16se w16cid w16 w16cex w16sdtdh wp14">
   <w:body>
     <w:tbl>
       <w:tblPr>
@@ -114,7 +114,7 @@
                     </wp:inline>
                   </w:drawing>
                 </mc:Choice>
-                <mc:Fallback xmlns:a="http://schemas.openxmlformats.org/drawingml/2006/main">
+                <mc:Fallback xmlns:w16du="http://schemas.microsoft.com/office/word/2023/wordml/word16du" xmlns:w16sdtfl="http://schemas.microsoft.com/office/word/2024/wordml/sdtformatlock" xmlns:a="http://schemas.openxmlformats.org/drawingml/2006/main">
                   <w:pict>
                     <v:shapetype type="#_x0000_t75" o:spt="75" coordsize="21600,21600" o:preferrelative="t" path="m@4@5l@4@11@9@11@9@5xe">
                       <v:formulas>
@@ -516,15 +516,7 @@
         <w:t>:</w:t>
       </w:r>
       <w:r>
-        <w:t xml:space="preserve"> ЭФБО-04-23 </w:t>
-      </w:r>
-      <w:proofErr w:type="spellStart"/>
-      <w:r>
-        <w:t>Цейсновский</w:t>
-      </w:r>
-      <w:proofErr w:type="spellEnd"/>
-      <w:r>
-        <w:t xml:space="preserve"> А.Э.</w:t>
+        <w:t xml:space="preserve"> ЭФБО-04-23 Цейсновский А.Э.</w:t>
       </w:r>
     </w:p>
     <w:p>
@@ -3898,7 +3890,6 @@
         <w:t xml:space="preserve">(): </w:t>
       </w:r>
       <w:proofErr w:type="spellStart"/>
-      <w:proofErr w:type="gramStart"/>
       <w:r>
         <w:rPr>
           <w:rFonts w:cs="Times New Roman"/>
@@ -3912,15 +3903,80 @@
           <w:rFonts w:cs="Times New Roman"/>
           <w:szCs w:val="28"/>
         </w:rPr>
-        <w:t>(</w:t>
-      </w:r>
-      <w:proofErr w:type="gramEnd"/>
-      <w:r>
-        <w:rPr>
-          <w:rFonts w:cs="Times New Roman"/>
-          <w:szCs w:val="28"/>
-        </w:rPr>
-        <w:t xml:space="preserve">) создаёт булеву маску, где True соответствует пропуску, а </w:t>
+        <w:t xml:space="preserve">() создаёт булеву маску, где True соответствует пропуску, а </w:t>
+      </w:r>
+      <w:proofErr w:type="spellStart"/>
+      <w:r>
+        <w:rPr>
+          <w:rFonts w:cs="Times New Roman"/>
+          <w:szCs w:val="28"/>
+        </w:rPr>
+        <w:t>sum</w:t>
+      </w:r>
+      <w:proofErr w:type="spellEnd"/>
+      <w:r>
+        <w:rPr>
+          <w:rFonts w:cs="Times New Roman"/>
+          <w:szCs w:val="28"/>
+        </w:rPr>
+        <w:t>() подсчитывает число True. Пропуски можно удалить вместе со строкой, заменить статистикой (средним, медианой, модой) либо заменить значением, вытекающим из смысла признака.</w:t>
+      </w:r>
+    </w:p>
+    <w:p>
+      <w:pPr>
+        <w:spacing w:after="0"/>
+      </w:pPr>
+      <w:r>
+        <w:rPr>
+          <w:rFonts w:cs="Times New Roman"/>
+          <w:b/>
+          <w:bCs/>
+          <w:szCs w:val="28"/>
+        </w:rPr>
+        <w:t>Удаление дубликатов (</w:t>
+      </w:r>
+      <w:proofErr w:type="spellStart"/>
+      <w:r>
+        <w:rPr>
+          <w:rFonts w:cs="Times New Roman"/>
+          <w:b/>
+          <w:bCs/>
+          <w:szCs w:val="28"/>
+        </w:rPr>
+        <w:t>Deduplication</w:t>
+      </w:r>
+      <w:proofErr w:type="spellEnd"/>
+      <w:r>
+        <w:rPr>
+          <w:rFonts w:cs="Times New Roman"/>
+          <w:b/>
+          <w:bCs/>
+          <w:szCs w:val="28"/>
+        </w:rPr>
+        <w:t>)</w:t>
+      </w:r>
+      <w:r>
+        <w:rPr>
+          <w:rFonts w:cs="Times New Roman"/>
+          <w:szCs w:val="28"/>
+        </w:rPr>
+        <w:t xml:space="preserve"> — процесс обнаружения и удаления полностью идентичных строк. Дубликаты искажают статистические характеристики выборки и могут привести к переобучению (</w:t>
+      </w:r>
+      <w:proofErr w:type="spellStart"/>
+      <w:r>
+        <w:rPr>
+          <w:rFonts w:cs="Times New Roman"/>
+          <w:szCs w:val="28"/>
+        </w:rPr>
+        <w:t>overfitting</w:t>
+      </w:r>
+      <w:proofErr w:type="spellEnd"/>
+      <w:r>
+        <w:rPr>
+          <w:rFonts w:cs="Times New Roman"/>
+          <w:szCs w:val="28"/>
+        </w:rPr>
+        <w:t xml:space="preserve">) модели. Для поиска используется метод </w:t>
       </w:r>
       <w:proofErr w:type="spellStart"/>
       <w:proofErr w:type="gramStart"/>
@@ -3929,7 +3985,7 @@
           <w:rFonts w:cs="Times New Roman"/>
           <w:szCs w:val="28"/>
         </w:rPr>
-        <w:t>sum</w:t>
+        <w:t>duplicated</w:t>
       </w:r>
       <w:proofErr w:type="spellEnd"/>
       <w:r>
@@ -3945,121 +4001,23 @@
           <w:rFonts w:cs="Times New Roman"/>
           <w:szCs w:val="28"/>
         </w:rPr>
-        <w:t>) подсчитывает число True. Пропуски можно удалить вместе со строкой, заменить статистикой (средним, медианой, модой) либо заменить значением, вытекающим из смысла признака.</w:t>
-      </w:r>
-    </w:p>
-    <w:p>
-      <w:pPr>
-        <w:spacing w:after="0"/>
-      </w:pPr>
-      <w:r>
-        <w:rPr>
-          <w:rFonts w:cs="Times New Roman"/>
-          <w:b/>
-          <w:bCs/>
-          <w:szCs w:val="28"/>
-        </w:rPr>
-        <w:t>Удаление дубликатов (</w:t>
+        <w:t xml:space="preserve">), для удаления — </w:t>
       </w:r>
       <w:proofErr w:type="spellStart"/>
       <w:r>
         <w:rPr>
           <w:rFonts w:cs="Times New Roman"/>
-          <w:b/>
-          <w:bCs/>
-          <w:szCs w:val="28"/>
-        </w:rPr>
-        <w:t>Deduplication</w:t>
+          <w:szCs w:val="28"/>
+        </w:rPr>
+        <w:t>drop_duplicates</w:t>
       </w:r>
       <w:proofErr w:type="spellEnd"/>
       <w:r>
         <w:rPr>
           <w:rFonts w:cs="Times New Roman"/>
-          <w:b/>
-          <w:bCs/>
-          <w:szCs w:val="28"/>
-        </w:rPr>
-        <w:t>)</w:t>
-      </w:r>
-      <w:r>
-        <w:rPr>
-          <w:rFonts w:cs="Times New Roman"/>
-          <w:szCs w:val="28"/>
-        </w:rPr>
-        <w:t xml:space="preserve"> — процесс обнаружения и удаления полностью идентичных строк. Дубликаты искажают статистические характеристики выборки и могут привести к переобучению (</w:t>
-      </w:r>
-      <w:proofErr w:type="spellStart"/>
-      <w:r>
-        <w:rPr>
-          <w:rFonts w:cs="Times New Roman"/>
-          <w:szCs w:val="28"/>
-        </w:rPr>
-        <w:t>overfitting</w:t>
-      </w:r>
-      <w:proofErr w:type="spellEnd"/>
-      <w:r>
-        <w:rPr>
-          <w:rFonts w:cs="Times New Roman"/>
-          <w:szCs w:val="28"/>
-        </w:rPr>
-        <w:t xml:space="preserve">) модели. Для поиска используется метод </w:t>
-      </w:r>
-      <w:proofErr w:type="spellStart"/>
-      <w:proofErr w:type="gramStart"/>
-      <w:r>
-        <w:rPr>
-          <w:rFonts w:cs="Times New Roman"/>
-          <w:szCs w:val="28"/>
-        </w:rPr>
-        <w:t>duplicated</w:t>
-      </w:r>
-      <w:proofErr w:type="spellEnd"/>
-      <w:r>
-        <w:rPr>
-          <w:rFonts w:cs="Times New Roman"/>
-          <w:szCs w:val="28"/>
-        </w:rPr>
-        <w:t>(</w:t>
-      </w:r>
-      <w:proofErr w:type="gramEnd"/>
-      <w:r>
-        <w:rPr>
-          <w:rFonts w:cs="Times New Roman"/>
-          <w:szCs w:val="28"/>
-        </w:rPr>
-        <w:t xml:space="preserve">), для удаления — </w:t>
-      </w:r>
-      <w:proofErr w:type="spellStart"/>
-      <w:r>
-        <w:rPr>
-          <w:rFonts w:cs="Times New Roman"/>
-          <w:szCs w:val="28"/>
-        </w:rPr>
-        <w:t>drop_</w:t>
-      </w:r>
-      <w:proofErr w:type="gramStart"/>
-      <w:r>
-        <w:rPr>
-          <w:rFonts w:cs="Times New Roman"/>
-          <w:szCs w:val="28"/>
-        </w:rPr>
-        <w:t>duplicates</w:t>
-      </w:r>
-      <w:proofErr w:type="spellEnd"/>
-      <w:r>
-        <w:rPr>
-          <w:rFonts w:cs="Times New Roman"/>
-          <w:szCs w:val="28"/>
-        </w:rPr>
-        <w:t>(</w:t>
-      </w:r>
-      <w:proofErr w:type="gramEnd"/>
-      <w:r>
-        <w:rPr>
-          <w:rFonts w:cs="Times New Roman"/>
-          <w:szCs w:val="28"/>
-        </w:rPr>
-        <w:t>).</w:t>
+          <w:szCs w:val="28"/>
+        </w:rPr>
+        <w:t>().</w:t>
       </w:r>
     </w:p>
     <w:p>
@@ -4552,7 +4510,7 @@
               </wp:inline>
             </w:drawing>
           </mc:Choice>
-          <mc:Fallback xmlns:a="http://schemas.openxmlformats.org/drawingml/2006/main">
+          <mc:Fallback xmlns:w16du="http://schemas.microsoft.com/office/word/2023/wordml/word16du" xmlns:w16sdtfl="http://schemas.microsoft.com/office/word/2024/wordml/sdtformatlock" xmlns:a="http://schemas.openxmlformats.org/drawingml/2006/main">
             <w:pict>
               <v:shapetype type="#_x0000_t75" o:spt="75" coordsize="21600,21600" o:preferrelative="t" path="m@4@5l@4@11@9@11@9@5xe">
                 <v:formulas>
@@ -5265,43 +5223,25 @@
           <w:szCs w:val="28"/>
           <w:lang w:val="en-US"/>
         </w:rPr>
-        <w:t>(Churn=y</w:t>
-      </w:r>
-      <w:proofErr w:type="gramStart"/>
+        <w:t>(Churn=y).</w:t>
+      </w:r>
+      <w:proofErr w:type="spellStart"/>
       <w:r>
         <w:rPr>
           <w:rFonts w:cs="Times New Roman"/>
           <w:szCs w:val="28"/>
           <w:lang w:val="en-US"/>
         </w:rPr>
-        <w:t>).</w:t>
-      </w:r>
-      <w:proofErr w:type="spellStart"/>
+        <w:t>corr</w:t>
+      </w:r>
+      <w:proofErr w:type="spellEnd"/>
       <w:r>
         <w:rPr>
           <w:rFonts w:cs="Times New Roman"/>
           <w:szCs w:val="28"/>
           <w:lang w:val="en-US"/>
         </w:rPr>
-        <w:t>corr</w:t>
-      </w:r>
-      <w:proofErr w:type="spellEnd"/>
-      <w:r>
-        <w:rPr>
-          <w:rFonts w:cs="Times New Roman"/>
-          <w:szCs w:val="28"/>
-          <w:lang w:val="en-US"/>
-        </w:rPr>
-        <w:t>()[</w:t>
-      </w:r>
-      <w:proofErr w:type="gramEnd"/>
-      <w:r>
-        <w:rPr>
-          <w:rFonts w:cs="Times New Roman"/>
-          <w:szCs w:val="28"/>
-          <w:lang w:val="en-US"/>
-        </w:rPr>
-        <w:t xml:space="preserve">'Churn']. </w:t>
+        <w:t xml:space="preserve">()['Churn']. </w:t>
       </w:r>
       <w:r>
         <w:rPr>
@@ -9606,9 +9546,9 @@
                 <w:szCs w:val="24"/>
               </w:rPr>
               <w:drawing>
-                <wp:inline distT="0" distB="0" distL="0" distR="0" wp14:anchorId="343D7C8C" wp14:editId="35DFC679">
-                  <wp:extent cx="5803265" cy="4906010"/>
-                  <wp:effectExtent l="0" t="0" r="6985" b="8890"/>
+                <wp:inline distT="0" distB="0" distL="0" distR="0" wp14:anchorId="343D7C8C" wp14:editId="5B385949">
+                  <wp:extent cx="5839691" cy="4906010"/>
+                  <wp:effectExtent l="0" t="0" r="8890" b="8890"/>
                   <wp:docPr id="263469878" name="Рисунок 1"/>
                   <wp:cNvGraphicFramePr>
                     <a:graphicFrameLocks xmlns:a="http://schemas.openxmlformats.org/drawingml/2006/main" noChangeAspect="1"/>
@@ -9629,7 +9569,7 @@
                         <pic:spPr>
                           <a:xfrm>
                             <a:off x="0" y="0"/>
-                            <a:ext cx="5803265" cy="4906010"/>
+                            <a:ext cx="5839691" cy="4906010"/>
                           </a:xfrm>
                           <a:prstGeom prst="rect">
                             <a:avLst/>
@@ -10174,7 +10114,6 @@
           <w:bCs/>
           <w:sz w:val="24"/>
           <w:szCs w:val="24"/>
-          <w:lang w:val="en-US"/>
         </w:rPr>
       </w:pPr>
       <w:r>
@@ -10193,7 +10132,7 @@
           <w:sz w:val="24"/>
           <w:szCs w:val="24"/>
         </w:rPr>
-        <w:t xml:space="preserve">Горизонтальная столбчатая диаграмма коэффициентов корреляции Пирсона каждого из 23 признаков с целевой переменной </w:t>
+        <w:t xml:space="preserve">Связь признаков с уходом клиентов. Каждый столбик показывает один из 23 признаков и то, насколько он связан с тем, что клиент уходит. Если столбик идёт вправо, то клиенты с этим признаком уходят чаще (больше всего у </w:t>
       </w:r>
       <w:proofErr w:type="spellStart"/>
       <w:r>
@@ -10202,7 +10141,7 @@
           <w:sz w:val="24"/>
           <w:szCs w:val="24"/>
         </w:rPr>
-        <w:t>Churn</w:t>
+        <w:t>InternetService_Fiber</w:t>
       </w:r>
       <w:proofErr w:type="spellEnd"/>
       <w:r>
@@ -10211,7 +10150,7 @@
           <w:sz w:val="24"/>
           <w:szCs w:val="24"/>
         </w:rPr>
-        <w:t xml:space="preserve">, отсортированная по возрастанию. Столбцы вправо означают положительную связь с оттоком (сильнее всего </w:t>
+        <w:t xml:space="preserve"> </w:t>
       </w:r>
       <w:proofErr w:type="spellStart"/>
       <w:r>
@@ -10220,7 +10159,7 @@
           <w:sz w:val="24"/>
           <w:szCs w:val="24"/>
         </w:rPr>
-        <w:t>InternetService_Fiber</w:t>
+        <w:t>optic</w:t>
       </w:r>
       <w:proofErr w:type="spellEnd"/>
       <w:r>
@@ -10229,7 +10168,7 @@
           <w:sz w:val="24"/>
           <w:szCs w:val="24"/>
         </w:rPr>
-        <w:t xml:space="preserve"> </w:t>
+        <w:t xml:space="preserve">, 0,31). Если влево, то клиенты с этим признаком остаются чаще (больше всего у </w:t>
       </w:r>
       <w:proofErr w:type="spellStart"/>
       <w:r>
@@ -10238,7 +10177,7 @@
           <w:sz w:val="24"/>
           <w:szCs w:val="24"/>
         </w:rPr>
-        <w:t>optic</w:t>
+        <w:t>tenure</w:t>
       </w:r>
       <w:proofErr w:type="spellEnd"/>
       <w:r>
@@ -10247,25 +10186,7 @@
           <w:sz w:val="24"/>
           <w:szCs w:val="24"/>
         </w:rPr>
-        <w:t xml:space="preserve">, 0,31), влево отрицательную (сильнее всего </w:t>
-      </w:r>
-      <w:proofErr w:type="spellStart"/>
-      <w:r>
-        <w:rPr>
-          <w:rFonts w:cs="Times New Roman"/>
-          <w:sz w:val="24"/>
-          <w:szCs w:val="24"/>
-        </w:rPr>
-        <w:t>tenure</w:t>
-      </w:r>
-      <w:proofErr w:type="spellEnd"/>
-      <w:r>
-        <w:rPr>
-          <w:rFonts w:cs="Times New Roman"/>
-          <w:sz w:val="24"/>
-          <w:szCs w:val="24"/>
-        </w:rPr>
-        <w:t>, −0,35).</w:t>
+        <w:t>, −0,35: чем дольше клиент с компанией, тем реже он уходит). Чем длиннее столбик, тем сильнее связь. Признаки расположены от самого «удерживающего» до самого «рискованного».</w:t>
       </w:r>
     </w:p>
     <w:tbl>
@@ -11111,7 +11032,6 @@
         <w:rPr>
           <w:rFonts w:cs="Times New Roman"/>
           <w:szCs w:val="28"/>
-          <w:lang w:val="en-US"/>
         </w:rPr>
         <w:t>2646</w:t>
       </w:r>
@@ -11368,7 +11288,6 @@
           <w:rFonts w:cs="Times New Roman"/>
           <w:sz w:val="24"/>
           <w:szCs w:val="24"/>
-          <w:lang w:val="en-US"/>
         </w:rPr>
       </w:pPr>
       <w:r>
@@ -11379,40 +11298,93 @@
           <w:sz w:val="24"/>
           <w:szCs w:val="24"/>
         </w:rPr>
-        <w:t xml:space="preserve">Рисунок 16 – Визуализация данных методами PCA и t-SNE. </w:t>
-      </w:r>
-      <w:r>
-        <w:rPr>
-          <w:rFonts w:cs="Times New Roman"/>
+        <w:t xml:space="preserve">Рисунок 16 – Визуализация данных методами PCA и t-SNE.  </w:t>
+      </w:r>
+      <w:r>
+        <w:rPr>
+          <w:rFonts w:cs="Times New Roman"/>
+          <w:sz w:val="24"/>
+          <w:szCs w:val="24"/>
+        </w:rPr>
+        <w:t>Две точечные диаграммы обучающей выборки после аугментации в пространстве двух компонент: слева метод PCA (весь набор, 8262 объекта), справа t-SNE (случайная выборка из 3000 объектов). Синие точки обозначают реальных клиентов класса No (остались), красные точки реальных клиентов класса Yes (ушли), зелёные крестики синтетические объекты миноритарного класса Yes, созданные методом SMOTENC.</w:t>
+      </w:r>
+    </w:p>
+    <w:p>
+      <w:pPr>
+        <w:spacing w:before="120" w:after="240" w:line="240" w:lineRule="auto"/>
+        <w:ind w:firstLine="0"/>
+        <w:jc w:val="center"/>
+        <w:rPr>
           <w:b/>
           <w:bCs/>
           <w:sz w:val="24"/>
           <w:szCs w:val="24"/>
         </w:rPr>
-        <w:t xml:space="preserve"> </w:t>
-      </w:r>
-      <w:r>
-        <w:rPr>
-          <w:rFonts w:cs="Times New Roman"/>
-          <w:sz w:val="24"/>
-          <w:szCs w:val="24"/>
-        </w:rPr>
-        <w:t>Две точечные диаграммы обучающей выборки после аугментации в пространстве двух компонент: слева метод PCA (весь набор, 8262 объекта), справа t-SNE (случайная выборка из 3000 объектов). Синие точки обозначают реальных клиентов класса No (остались), красные точки реальных клиентов класса Yes (ушли), зелёные крестики синтетические объекты миноритарного класса Yes, созданные методом SMOTENC.</w:t>
-      </w:r>
+      </w:pPr>
     </w:p>
     <w:p>
       <w:pPr>
-        <w:spacing w:before="120" w:after="240" w:line="240" w:lineRule="auto"/>
-        <w:ind w:firstLine="0"/>
-        <w:jc w:val="center"/>
-        <w:rPr>
+        <w:spacing w:after="0"/>
+      </w:pPr>
+      <w:r>
+        <w:rPr>
+          <w:rFonts w:cs="Times New Roman"/>
           <w:b/>
           <w:bCs/>
-          <w:sz w:val="24"/>
-          <w:szCs w:val="24"/>
-          <w:lang w:val="en-US"/>
-        </w:rPr>
-      </w:pPr>
+          <w:szCs w:val="28"/>
+        </w:rPr>
+        <w:t>Объяснённая дисперсия.</w:t>
+      </w:r>
+      <w:r>
+        <w:rPr>
+          <w:rFonts w:cs="Times New Roman"/>
+          <w:szCs w:val="28"/>
+        </w:rPr>
+        <w:t xml:space="preserve"> Первые две главные компоненты объясняют </w:t>
+      </w:r>
+      <w:r>
+        <w:rPr>
+          <w:rFonts w:cs="Times New Roman"/>
+          <w:szCs w:val="28"/>
+        </w:rPr>
+        <w:t>56,6%</w:t>
+      </w:r>
+      <w:r>
+        <w:rPr>
+          <w:rFonts w:cs="Times New Roman"/>
+          <w:szCs w:val="28"/>
+        </w:rPr>
+        <w:t xml:space="preserve"> вариации данных, а для сохранения 80% информации требуется </w:t>
+      </w:r>
+      <w:r>
+        <w:rPr>
+          <w:rFonts w:cs="Times New Roman"/>
+          <w:szCs w:val="28"/>
+        </w:rPr>
+        <w:t xml:space="preserve">9 </w:t>
+      </w:r>
+      <w:r>
+        <w:rPr>
+          <w:rFonts w:cs="Times New Roman"/>
+          <w:szCs w:val="28"/>
+        </w:rPr>
+        <w:t xml:space="preserve">компонент. </w:t>
+      </w:r>
+      <w:r>
+        <w:rPr>
+          <w:rFonts w:cs="Times New Roman"/>
+          <w:szCs w:val="28"/>
+        </w:rPr>
+        <w:t xml:space="preserve">Две компоненты сохраняют чуть больше половины информации: </w:t>
+      </w:r>
+      <w:r>
+        <w:rPr>
+          <w:rFonts w:cs="Times New Roman"/>
+          <w:szCs w:val="28"/>
+        </w:rPr>
+        <w:lastRenderedPageBreak/>
+        <w:t>после кодирования получено много слабо связанных между собой признаков, поэтому информация распределена по многим направлениям.</w:t>
+      </w:r>
     </w:p>
     <w:p>
       <w:pPr>
@@ -11425,70 +11397,6 @@
           <w:bCs/>
           <w:szCs w:val="28"/>
         </w:rPr>
-        <w:t>Объяснённая дисперсия.</w:t>
-      </w:r>
-      <w:r>
-        <w:rPr>
-          <w:rFonts w:cs="Times New Roman"/>
-          <w:szCs w:val="28"/>
-        </w:rPr>
-        <w:t xml:space="preserve"> Первые две главные компоненты объясняют </w:t>
-      </w:r>
-      <w:r>
-        <w:rPr>
-          <w:rFonts w:cs="Times New Roman"/>
-          <w:szCs w:val="28"/>
-        </w:rPr>
-        <w:t>56,6%</w:t>
-      </w:r>
-      <w:r>
-        <w:rPr>
-          <w:rFonts w:cs="Times New Roman"/>
-          <w:szCs w:val="28"/>
-        </w:rPr>
-        <w:t xml:space="preserve"> вариации данных, а для сохранения 80% информации требуется </w:t>
-      </w:r>
-      <w:r>
-        <w:rPr>
-          <w:rFonts w:cs="Times New Roman"/>
-          <w:szCs w:val="28"/>
-        </w:rPr>
-        <w:t xml:space="preserve">9 </w:t>
-      </w:r>
-      <w:r>
-        <w:rPr>
-          <w:rFonts w:cs="Times New Roman"/>
-          <w:szCs w:val="28"/>
-        </w:rPr>
-        <w:t xml:space="preserve">компонент. </w:t>
-      </w:r>
-      <w:r>
-        <w:rPr>
-          <w:rFonts w:cs="Times New Roman"/>
-          <w:szCs w:val="28"/>
-        </w:rPr>
-        <w:t xml:space="preserve">Две компоненты сохраняют чуть больше половины информации: </w:t>
-      </w:r>
-      <w:r>
-        <w:rPr>
-          <w:rFonts w:cs="Times New Roman"/>
-          <w:szCs w:val="28"/>
-        </w:rPr>
-        <w:lastRenderedPageBreak/>
-        <w:t>после кодирования получено много слабо связанных между собой признаков, поэтому информация распределена по многим направлениям.</w:t>
-      </w:r>
-    </w:p>
-    <w:p>
-      <w:pPr>
-        <w:spacing w:after="0"/>
-      </w:pPr>
-      <w:r>
-        <w:rPr>
-          <w:rFonts w:cs="Times New Roman"/>
-          <w:b/>
-          <w:bCs/>
-          <w:szCs w:val="28"/>
-        </w:rPr>
         <w:t>Структура классов.</w:t>
       </w:r>
       <w:r>
@@ -11503,14 +11411,7 @@
           <w:rFonts w:cs="Times New Roman"/>
           <w:szCs w:val="28"/>
         </w:rPr>
-        <w:t>На проекциях PCA и t-SNE классы частично пересекаются, чёткой границы между ними нет. Вместе с тем видны области с преобладанием ушедших клиентов: в верхней левой части проекции PCA и в верхней части t-SNE. Оставшиеся клиенты преобладают в нижней части обеих проекций, а на t-SNE они образуют отдельную группу внизу слева. Для данных об оттоке это ожидаемо: уход клиента зависит от многих факторов, поэтому линейного разделения двумя компонентами нет.</w:t>
-      </w:r>
-      <w:r>
-        <w:rPr>
-          <w:rFonts w:cs="Times New Roman"/>
-          <w:szCs w:val="28"/>
-        </w:rPr>
-        <w:t xml:space="preserve"> </w:t>
+        <w:t xml:space="preserve">На проекциях PCA и t-SNE классы частично пересекаются, чёткой границы между ними нет. Вместе с тем видны области с преобладанием ушедших клиентов: в верхней левой части проекции PCA и в верхней части t-SNE. Оставшиеся клиенты преобладают в нижней части обеих проекций, а на t-SNE они образуют отдельную группу внизу слева. Для данных об оттоке это ожидаемо: уход клиента зависит от многих факторов, поэтому линейного разделения двумя компонентами нет. </w:t>
       </w:r>
       <w:r>
         <w:rPr>
@@ -11912,16 +11813,7 @@
                 <w:szCs w:val="24"/>
                 <w:lang w:val="en-US"/>
               </w:rPr>
-              <w:t>drop_</w:t>
-            </w:r>
-            <w:proofErr w:type="gramStart"/>
-            <w:r>
-              <w:rPr>
-                <w:sz w:val="24"/>
-                <w:szCs w:val="24"/>
-                <w:lang w:val="en-US"/>
-              </w:rPr>
-              <w:t>duplicates</w:t>
+              <w:t>drop_duplicates</w:t>
             </w:r>
             <w:proofErr w:type="spellEnd"/>
             <w:r>
@@ -11930,16 +11822,7 @@
                 <w:szCs w:val="24"/>
                 <w:lang w:val="en-US"/>
               </w:rPr>
-              <w:t>(</w:t>
-            </w:r>
-            <w:proofErr w:type="gramEnd"/>
-            <w:r>
-              <w:rPr>
-                <w:sz w:val="24"/>
-                <w:szCs w:val="24"/>
-                <w:lang w:val="en-US"/>
-              </w:rPr>
-              <w:t>) (pandas)</w:t>
+              <w:t>() (pandas)</w:t>
             </w:r>
           </w:p>
         </w:tc>
@@ -12133,7 +12016,6 @@
               <w:t xml:space="preserve">), </w:t>
             </w:r>
             <w:proofErr w:type="spellStart"/>
-            <w:proofErr w:type="gramStart"/>
             <w:r>
               <w:rPr>
                 <w:sz w:val="24"/>
@@ -12147,18 +12029,9 @@
                 <w:sz w:val="24"/>
                 <w:szCs w:val="24"/>
               </w:rPr>
-              <w:t>(</w:t>
-            </w:r>
-            <w:proofErr w:type="gramEnd"/>
-            <w:r>
-              <w:rPr>
-                <w:sz w:val="24"/>
-                <w:szCs w:val="24"/>
-              </w:rPr>
-              <w:t xml:space="preserve">), </w:t>
+              <w:t xml:space="preserve">(), </w:t>
             </w:r>
             <w:proofErr w:type="spellStart"/>
-            <w:proofErr w:type="gramStart"/>
             <w:r>
               <w:rPr>
                 <w:sz w:val="24"/>
@@ -12172,15 +12045,7 @@
                 <w:sz w:val="24"/>
                 <w:szCs w:val="24"/>
               </w:rPr>
-              <w:t>(</w:t>
-            </w:r>
-            <w:proofErr w:type="gramEnd"/>
-            <w:r>
-              <w:rPr>
-                <w:sz w:val="24"/>
-                <w:szCs w:val="24"/>
-              </w:rPr>
-              <w:t>) (</w:t>
+              <w:t>() (</w:t>
             </w:r>
             <w:proofErr w:type="spellStart"/>
             <w:r>
@@ -13323,7 +13188,6 @@
         </w:rPr>
         <w:t>) и оплата электронным чеком (</w:t>
       </w:r>
-      <w:proofErr w:type="gramStart"/>
       <w:r>
         <w:rPr>
           <w:rFonts w:cs="Times New Roman"/>
@@ -13343,15 +13207,7 @@
           <w:rFonts w:cs="Times New Roman"/>
           <w:szCs w:val="28"/>
         </w:rPr>
-        <w:t>=</w:t>
-      </w:r>
-      <w:proofErr w:type="gramEnd"/>
-      <w:r>
-        <w:rPr>
-          <w:rFonts w:cs="Times New Roman"/>
-          <w:szCs w:val="28"/>
-        </w:rPr>
-        <w:t xml:space="preserve"> </w:t>
+        <w:t xml:space="preserve">= </w:t>
       </w:r>
       <w:r>
         <w:rPr>
@@ -14508,27 +14364,7 @@
                 <w:szCs w:val="24"/>
                 <w:lang w:val="en-US"/>
               </w:rPr>
-              <w:t>1\\WA_Fn-UseC_-Telco-Customer-Churn.csv</w:t>
-            </w:r>
-            <w:proofErr w:type="gramStart"/>
-            <w:r>
-              <w:rPr>
-                <w:rFonts w:ascii="Courier New" w:hAnsi="Courier New" w:cs="Courier New"/>
-                <w:sz w:val="24"/>
-                <w:szCs w:val="24"/>
-                <w:lang w:val="en-US"/>
-              </w:rPr>
-              <w:t>')  #</w:t>
-            </w:r>
-            <w:proofErr w:type="gramEnd"/>
-            <w:r>
-              <w:rPr>
-                <w:rFonts w:ascii="Courier New" w:hAnsi="Courier New" w:cs="Courier New"/>
-                <w:sz w:val="24"/>
-                <w:szCs w:val="24"/>
-                <w:lang w:val="en-US"/>
-              </w:rPr>
-              <w:t xml:space="preserve"> </w:t>
+              <w:t xml:space="preserve">1\\WA_Fn-UseC_-Telco-Customer-Churn.csv')  # </w:t>
             </w:r>
             <w:r>
               <w:rPr>
@@ -14640,7 +14476,6 @@
               <w:t xml:space="preserve">:", </w:t>
             </w:r>
             <w:proofErr w:type="spellStart"/>
-            <w:proofErr w:type="gramStart"/>
             <w:r>
               <w:rPr>
                 <w:rFonts w:ascii="Courier New" w:hAnsi="Courier New" w:cs="Courier New"/>
@@ -14651,7 +14486,6 @@
               <w:t>df.shape</w:t>
             </w:r>
             <w:proofErr w:type="spellEnd"/>
-            <w:proofErr w:type="gramEnd"/>
             <w:r>
               <w:rPr>
                 <w:rFonts w:ascii="Courier New" w:hAnsi="Courier New" w:cs="Courier New"/>
@@ -14800,7 +14634,6 @@
               <w:t xml:space="preserve">:", </w:t>
             </w:r>
             <w:proofErr w:type="spellStart"/>
-            <w:proofErr w:type="gramStart"/>
             <w:r>
               <w:rPr>
                 <w:rFonts w:ascii="Courier New" w:hAnsi="Courier New" w:cs="Courier New"/>
@@ -14811,35 +14644,14 @@
               <w:t>df.duplicated</w:t>
             </w:r>
             <w:proofErr w:type="spellEnd"/>
-            <w:proofErr w:type="gramEnd"/>
-            <w:r>
-              <w:rPr>
-                <w:rFonts w:ascii="Courier New" w:hAnsi="Courier New" w:cs="Courier New"/>
-                <w:sz w:val="24"/>
-                <w:szCs w:val="24"/>
-                <w:lang w:val="en-US"/>
-              </w:rPr>
-              <w:t>(</w:t>
-            </w:r>
-            <w:proofErr w:type="gramStart"/>
-            <w:r>
-              <w:rPr>
-                <w:rFonts w:ascii="Courier New" w:hAnsi="Courier New" w:cs="Courier New"/>
-                <w:sz w:val="24"/>
-                <w:szCs w:val="24"/>
-                <w:lang w:val="en-US"/>
-              </w:rPr>
-              <w:t>).sum</w:t>
-            </w:r>
-            <w:proofErr w:type="gramEnd"/>
-            <w:r>
-              <w:rPr>
-                <w:rFonts w:ascii="Courier New" w:hAnsi="Courier New" w:cs="Courier New"/>
-                <w:sz w:val="24"/>
-                <w:szCs w:val="24"/>
-                <w:lang w:val="en-US"/>
-              </w:rPr>
-              <w:t>())</w:t>
+            <w:r>
+              <w:rPr>
+                <w:rFonts w:ascii="Courier New" w:hAnsi="Courier New" w:cs="Courier New"/>
+                <w:sz w:val="24"/>
+                <w:szCs w:val="24"/>
+                <w:lang w:val="en-US"/>
+              </w:rPr>
+              <w:t>().sum())</w:t>
             </w:r>
           </w:p>
           <w:p>
@@ -14912,7 +14724,6 @@
               <w:t xml:space="preserve">):", </w:t>
             </w:r>
             <w:proofErr w:type="spellStart"/>
-            <w:proofErr w:type="gramStart"/>
             <w:r>
               <w:rPr>
                 <w:rFonts w:ascii="Courier New" w:hAnsi="Courier New" w:cs="Courier New"/>
@@ -14923,55 +14734,14 @@
               <w:t>df.isnull</w:t>
             </w:r>
             <w:proofErr w:type="spellEnd"/>
-            <w:proofErr w:type="gramEnd"/>
-            <w:r>
-              <w:rPr>
-                <w:rFonts w:ascii="Courier New" w:hAnsi="Courier New" w:cs="Courier New"/>
-                <w:sz w:val="24"/>
-                <w:szCs w:val="24"/>
-                <w:lang w:val="en-US"/>
-              </w:rPr>
-              <w:t>(</w:t>
-            </w:r>
-            <w:proofErr w:type="gramStart"/>
-            <w:r>
-              <w:rPr>
-                <w:rFonts w:ascii="Courier New" w:hAnsi="Courier New" w:cs="Courier New"/>
-                <w:sz w:val="24"/>
-                <w:szCs w:val="24"/>
-                <w:lang w:val="en-US"/>
-              </w:rPr>
-              <w:t>).sum</w:t>
-            </w:r>
-            <w:proofErr w:type="gramEnd"/>
-            <w:r>
-              <w:rPr>
-                <w:rFonts w:ascii="Courier New" w:hAnsi="Courier New" w:cs="Courier New"/>
-                <w:sz w:val="24"/>
-                <w:szCs w:val="24"/>
-                <w:lang w:val="en-US"/>
-              </w:rPr>
-              <w:t>(</w:t>
-            </w:r>
-            <w:proofErr w:type="gramStart"/>
-            <w:r>
-              <w:rPr>
-                <w:rFonts w:ascii="Courier New" w:hAnsi="Courier New" w:cs="Courier New"/>
-                <w:sz w:val="24"/>
-                <w:szCs w:val="24"/>
-                <w:lang w:val="en-US"/>
-              </w:rPr>
-              <w:t>).sum</w:t>
-            </w:r>
-            <w:proofErr w:type="gramEnd"/>
-            <w:r>
-              <w:rPr>
-                <w:rFonts w:ascii="Courier New" w:hAnsi="Courier New" w:cs="Courier New"/>
-                <w:sz w:val="24"/>
-                <w:szCs w:val="24"/>
-                <w:lang w:val="en-US"/>
-              </w:rPr>
-              <w:t>())</w:t>
+            <w:r>
+              <w:rPr>
+                <w:rFonts w:ascii="Courier New" w:hAnsi="Courier New" w:cs="Courier New"/>
+                <w:sz w:val="24"/>
+                <w:szCs w:val="24"/>
+                <w:lang w:val="en-US"/>
+              </w:rPr>
+              <w:t>().sum().sum())</w:t>
             </w:r>
           </w:p>
           <w:p>
@@ -15023,7 +14793,6 @@
               </w:rPr>
               <w:t xml:space="preserve"> </w:t>
             </w:r>
-            <w:proofErr w:type="gramStart"/>
             <w:r>
               <w:rPr>
                 <w:rFonts w:ascii="Courier New" w:hAnsi="Courier New" w:cs="Courier New"/>
@@ -15039,17 +14808,7 @@
                 <w:szCs w:val="24"/>
                 <w:lang w:val="en-US"/>
               </w:rPr>
-              <w:t>:\</w:t>
-            </w:r>
-            <w:proofErr w:type="gramEnd"/>
-            <w:r>
-              <w:rPr>
-                <w:rFonts w:ascii="Courier New" w:hAnsi="Courier New" w:cs="Courier New"/>
-                <w:sz w:val="24"/>
-                <w:szCs w:val="24"/>
-                <w:lang w:val="en-US"/>
-              </w:rPr>
-              <w:t xml:space="preserve">n", </w:t>
+              <w:t xml:space="preserve">:\n", </w:t>
             </w:r>
             <w:proofErr w:type="spellStart"/>
             <w:r>
@@ -15089,27 +14848,7 @@
                 <w:szCs w:val="24"/>
                 <w:lang w:val="en-US"/>
               </w:rPr>
-              <w:t>(normalize=True</w:t>
-            </w:r>
-            <w:proofErr w:type="gramStart"/>
-            <w:r>
-              <w:rPr>
-                <w:rFonts w:ascii="Courier New" w:hAnsi="Courier New" w:cs="Courier New"/>
-                <w:sz w:val="24"/>
-                <w:szCs w:val="24"/>
-                <w:lang w:val="en-US"/>
-              </w:rPr>
-              <w:t>).round</w:t>
-            </w:r>
-            <w:proofErr w:type="gramEnd"/>
-            <w:r>
-              <w:rPr>
-                <w:rFonts w:ascii="Courier New" w:hAnsi="Courier New" w:cs="Courier New"/>
-                <w:sz w:val="24"/>
-                <w:szCs w:val="24"/>
-                <w:lang w:val="en-US"/>
-              </w:rPr>
-              <w:t>(3))</w:t>
+              <w:t>(normalize=True).round(3))</w:t>
             </w:r>
           </w:p>
           <w:p>
@@ -15439,17 +15178,7 @@
                 <w:szCs w:val="24"/>
                 <w:lang w:val="en-US"/>
               </w:rPr>
-              <w:t>'</w:t>
-            </w:r>
-            <w:proofErr w:type="gramStart"/>
-            <w:r>
-              <w:rPr>
-                <w:rFonts w:ascii="Courier New" w:hAnsi="Courier New" w:cs="Courier New"/>
-                <w:sz w:val="24"/>
-                <w:szCs w:val="24"/>
-                <w:lang w:val="en-US"/>
-              </w:rPr>
-              <w:t>].</w:t>
+              <w:t>'].</w:t>
             </w:r>
             <w:proofErr w:type="spellStart"/>
             <w:r>
@@ -15462,35 +15191,14 @@
               <w:t>isna</w:t>
             </w:r>
             <w:proofErr w:type="spellEnd"/>
-            <w:proofErr w:type="gramEnd"/>
-            <w:r>
-              <w:rPr>
-                <w:rFonts w:ascii="Courier New" w:hAnsi="Courier New" w:cs="Courier New"/>
-                <w:sz w:val="24"/>
-                <w:szCs w:val="24"/>
-                <w:lang w:val="en-US"/>
-              </w:rPr>
-              <w:t>(</w:t>
-            </w:r>
-            <w:proofErr w:type="gramStart"/>
-            <w:r>
-              <w:rPr>
-                <w:rFonts w:ascii="Courier New" w:hAnsi="Courier New" w:cs="Courier New"/>
-                <w:sz w:val="24"/>
-                <w:szCs w:val="24"/>
-                <w:lang w:val="en-US"/>
-              </w:rPr>
-              <w:t>).sum</w:t>
-            </w:r>
-            <w:proofErr w:type="gramEnd"/>
-            <w:r>
-              <w:rPr>
-                <w:rFonts w:ascii="Courier New" w:hAnsi="Courier New" w:cs="Courier New"/>
-                <w:sz w:val="24"/>
-                <w:szCs w:val="24"/>
-                <w:lang w:val="en-US"/>
-              </w:rPr>
-              <w:t>())</w:t>
+            <w:r>
+              <w:rPr>
+                <w:rFonts w:ascii="Courier New" w:hAnsi="Courier New" w:cs="Courier New"/>
+                <w:sz w:val="24"/>
+                <w:szCs w:val="24"/>
+                <w:lang w:val="en-US"/>
+              </w:rPr>
+              <w:t>().sum())</w:t>
             </w:r>
           </w:p>
           <w:p>
@@ -15634,17 +15342,7 @@
                 <w:szCs w:val="24"/>
                 <w:lang w:val="en-US"/>
               </w:rPr>
-              <w:t>'</w:t>
-            </w:r>
-            <w:proofErr w:type="gramStart"/>
-            <w:r>
-              <w:rPr>
-                <w:rFonts w:ascii="Courier New" w:hAnsi="Courier New" w:cs="Courier New"/>
-                <w:sz w:val="24"/>
-                <w:szCs w:val="24"/>
-                <w:lang w:val="en-US"/>
-              </w:rPr>
-              <w:t>].</w:t>
+              <w:t>'].</w:t>
             </w:r>
             <w:proofErr w:type="spellStart"/>
             <w:r>
@@ -15657,35 +15355,14 @@
               <w:t>isna</w:t>
             </w:r>
             <w:proofErr w:type="spellEnd"/>
-            <w:proofErr w:type="gramEnd"/>
-            <w:r>
-              <w:rPr>
-                <w:rFonts w:ascii="Courier New" w:hAnsi="Courier New" w:cs="Courier New"/>
-                <w:sz w:val="24"/>
-                <w:szCs w:val="24"/>
-                <w:lang w:val="en-US"/>
-              </w:rPr>
-              <w:t>(), 'tenure'</w:t>
-            </w:r>
-            <w:proofErr w:type="gramStart"/>
-            <w:r>
-              <w:rPr>
-                <w:rFonts w:ascii="Courier New" w:hAnsi="Courier New" w:cs="Courier New"/>
-                <w:sz w:val="24"/>
-                <w:szCs w:val="24"/>
-                <w:lang w:val="en-US"/>
-              </w:rPr>
-              <w:t>].unique</w:t>
-            </w:r>
-            <w:proofErr w:type="gramEnd"/>
-            <w:r>
-              <w:rPr>
-                <w:rFonts w:ascii="Courier New" w:hAnsi="Courier New" w:cs="Courier New"/>
-                <w:sz w:val="24"/>
-                <w:szCs w:val="24"/>
-                <w:lang w:val="en-US"/>
-              </w:rPr>
-              <w:t>())</w:t>
+            <w:r>
+              <w:rPr>
+                <w:rFonts w:ascii="Courier New" w:hAnsi="Courier New" w:cs="Courier New"/>
+                <w:sz w:val="24"/>
+                <w:szCs w:val="24"/>
+                <w:lang w:val="en-US"/>
+              </w:rPr>
+              <w:t>(), 'tenure'].unique())</w:t>
             </w:r>
           </w:p>
           <w:p>
@@ -16093,17 +15770,7 @@
                 <w:szCs w:val="24"/>
                 <w:lang w:val="en-US"/>
               </w:rPr>
-              <w:t>(</w:t>
-            </w:r>
-            <w:proofErr w:type="gramStart"/>
-            <w:r>
-              <w:rPr>
-                <w:rFonts w:ascii="Courier New" w:hAnsi="Courier New" w:cs="Courier New"/>
-                <w:sz w:val="24"/>
-                <w:szCs w:val="24"/>
-                <w:lang w:val="en-US"/>
-              </w:rPr>
-              <w:t>).</w:t>
+              <w:t>().</w:t>
             </w:r>
             <w:proofErr w:type="spellStart"/>
             <w:r>
@@ -16113,17 +15780,7 @@
                 <w:szCs w:val="24"/>
                 <w:lang w:val="en-US"/>
               </w:rPr>
-              <w:t>reset</w:t>
-            </w:r>
-            <w:proofErr w:type="gramEnd"/>
-            <w:r>
-              <w:rPr>
-                <w:rFonts w:ascii="Courier New" w:hAnsi="Courier New" w:cs="Courier New"/>
-                <w:sz w:val="24"/>
-                <w:szCs w:val="24"/>
-                <w:lang w:val="en-US"/>
-              </w:rPr>
-              <w:t>_index</w:t>
+              <w:t>reset_index</w:t>
             </w:r>
             <w:proofErr w:type="spellEnd"/>
             <w:r>
@@ -16740,7 +16397,6 @@
               <w:t xml:space="preserve">"Размер после очистки:", </w:t>
             </w:r>
             <w:proofErr w:type="spellStart"/>
-            <w:proofErr w:type="gramStart"/>
             <w:r>
               <w:rPr>
                 <w:rFonts w:ascii="Courier New" w:hAnsi="Courier New" w:cs="Courier New"/>
@@ -16750,7 +16406,6 @@
               <w:t>df.shape</w:t>
             </w:r>
             <w:proofErr w:type="spellEnd"/>
-            <w:proofErr w:type="gramEnd"/>
             <w:r>
               <w:rPr>
                 <w:rFonts w:ascii="Courier New" w:hAnsi="Courier New" w:cs="Courier New"/>
@@ -16886,7 +16541,6 @@
               <w:t xml:space="preserve">'); </w:t>
             </w:r>
             <w:proofErr w:type="spellStart"/>
-            <w:proofErr w:type="gramStart"/>
             <w:r>
               <w:rPr>
                 <w:rFonts w:ascii="Courier New" w:hAnsi="Courier New" w:cs="Courier New"/>
@@ -16896,7 +16550,6 @@
               <w:t>plt.title</w:t>
             </w:r>
             <w:proofErr w:type="spellEnd"/>
-            <w:proofErr w:type="gramEnd"/>
             <w:r>
               <w:rPr>
                 <w:rFonts w:ascii="Courier New" w:hAnsi="Courier New" w:cs="Courier New"/>
@@ -16906,7 +16559,6 @@
               <w:t xml:space="preserve">('Баланс классов'); </w:t>
             </w:r>
             <w:proofErr w:type="spellStart"/>
-            <w:proofErr w:type="gramStart"/>
             <w:r>
               <w:rPr>
                 <w:rFonts w:ascii="Courier New" w:hAnsi="Courier New" w:cs="Courier New"/>
@@ -16916,7 +16568,6 @@
               <w:t>plt.show</w:t>
             </w:r>
             <w:proofErr w:type="spellEnd"/>
-            <w:proofErr w:type="gramEnd"/>
             <w:r>
               <w:rPr>
                 <w:rFonts w:ascii="Courier New" w:hAnsi="Courier New" w:cs="Courier New"/>
@@ -17042,17 +16693,7 @@
                 <w:szCs w:val="24"/>
                 <w:lang w:val="en-US"/>
               </w:rPr>
-              <w:t>df.</w:t>
-            </w:r>
-            <w:proofErr w:type="gramStart"/>
-            <w:r>
-              <w:rPr>
-                <w:rFonts w:ascii="Courier New" w:hAnsi="Courier New" w:cs="Courier New"/>
-                <w:sz w:val="24"/>
-                <w:szCs w:val="24"/>
-                <w:lang w:val="en-US"/>
-              </w:rPr>
-              <w:t>sample</w:t>
+              <w:t>df.sample</w:t>
             </w:r>
             <w:proofErr w:type="spellEnd"/>
             <w:r>
@@ -17062,17 +16703,7 @@
                 <w:szCs w:val="24"/>
                 <w:lang w:val="en-US"/>
               </w:rPr>
-              <w:t>(</w:t>
-            </w:r>
-            <w:proofErr w:type="gramEnd"/>
-            <w:r>
-              <w:rPr>
-                <w:rFonts w:ascii="Courier New" w:hAnsi="Courier New" w:cs="Courier New"/>
-                <w:sz w:val="24"/>
-                <w:szCs w:val="24"/>
-                <w:lang w:val="en-US"/>
-              </w:rPr>
-              <w:t xml:space="preserve">1500, </w:t>
+              <w:t xml:space="preserve">(1500, </w:t>
             </w:r>
             <w:proofErr w:type="spellStart"/>
             <w:r>
@@ -17092,27 +16723,7 @@
                 <w:szCs w:val="24"/>
                 <w:lang w:val="en-US"/>
               </w:rPr>
-              <w:t>=</w:t>
-            </w:r>
-            <w:proofErr w:type="gramStart"/>
-            <w:r>
-              <w:rPr>
-                <w:rFonts w:ascii="Courier New" w:hAnsi="Courier New" w:cs="Courier New"/>
-                <w:sz w:val="24"/>
-                <w:szCs w:val="24"/>
-                <w:lang w:val="en-US"/>
-              </w:rPr>
-              <w:t>42)[</w:t>
-            </w:r>
-            <w:proofErr w:type="gramEnd"/>
-            <w:r>
-              <w:rPr>
-                <w:rFonts w:ascii="Courier New" w:hAnsi="Courier New" w:cs="Courier New"/>
-                <w:sz w:val="24"/>
-                <w:szCs w:val="24"/>
-                <w:lang w:val="en-US"/>
-              </w:rPr>
-              <w:t>num + ['Churn']], hue='Churn',</w:t>
+              <w:t>=42)[num + ['Churn']], hue='Churn',</w:t>
             </w:r>
           </w:p>
           <w:p>
@@ -17168,7 +16779,6 @@
               <w:t xml:space="preserve">'alpha': .4}); </w:t>
             </w:r>
             <w:proofErr w:type="spellStart"/>
-            <w:proofErr w:type="gramStart"/>
             <w:r>
               <w:rPr>
                 <w:rFonts w:ascii="Courier New" w:hAnsi="Courier New" w:cs="Courier New"/>
@@ -17179,7 +16789,6 @@
               <w:t>plt.show</w:t>
             </w:r>
             <w:proofErr w:type="spellEnd"/>
-            <w:proofErr w:type="gramEnd"/>
             <w:r>
               <w:rPr>
                 <w:rFonts w:ascii="Courier New" w:hAnsi="Courier New" w:cs="Courier New"/>
@@ -17289,7 +16898,6 @@
               <w:t xml:space="preserve">, x='Churn', y=c); </w:t>
             </w:r>
             <w:proofErr w:type="spellStart"/>
-            <w:proofErr w:type="gramStart"/>
             <w:r>
               <w:rPr>
                 <w:rFonts w:ascii="Courier New" w:hAnsi="Courier New" w:cs="Courier New"/>
@@ -17300,7 +16908,6 @@
               <w:t>plt.title</w:t>
             </w:r>
             <w:proofErr w:type="spellEnd"/>
-            <w:proofErr w:type="gramEnd"/>
             <w:r>
               <w:rPr>
                 <w:rFonts w:ascii="Courier New" w:hAnsi="Courier New" w:cs="Courier New"/>
@@ -17345,7 +16952,6 @@
               <w:t xml:space="preserve">'); </w:t>
             </w:r>
             <w:proofErr w:type="spellStart"/>
-            <w:proofErr w:type="gramStart"/>
             <w:r>
               <w:rPr>
                 <w:rFonts w:ascii="Courier New" w:hAnsi="Courier New" w:cs="Courier New"/>
@@ -17356,7 +16962,6 @@
               <w:t>plt.show</w:t>
             </w:r>
             <w:proofErr w:type="spellEnd"/>
-            <w:proofErr w:type="gramEnd"/>
             <w:r>
               <w:rPr>
                 <w:rFonts w:ascii="Courier New" w:hAnsi="Courier New" w:cs="Courier New"/>
@@ -17479,19 +17084,8 @@
                 <w:szCs w:val="24"/>
                 <w:lang w:val="en-US"/>
               </w:rPr>
-              <w:t>(int</w:t>
-            </w:r>
-            <w:proofErr w:type="gramStart"/>
-            <w:r>
-              <w:rPr>
-                <w:rFonts w:ascii="Courier New" w:hAnsi="Courier New" w:cs="Courier New"/>
-                <w:sz w:val="24"/>
-                <w:szCs w:val="24"/>
-                <w:lang w:val="en-US"/>
-              </w:rPr>
-              <w:t>).values</w:t>
-            </w:r>
-            <w:proofErr w:type="gramEnd"/>
+              <w:t>(int).values</w:t>
+            </w:r>
           </w:p>
           <w:p>
             <w:pPr>
@@ -17647,17 +17241,7 @@
                 <w:szCs w:val="24"/>
                 <w:lang w:val="en-US"/>
               </w:rPr>
-              <w:t xml:space="preserve"> if X[c</w:t>
-            </w:r>
-            <w:proofErr w:type="gramStart"/>
-            <w:r>
-              <w:rPr>
-                <w:rFonts w:ascii="Courier New" w:hAnsi="Courier New" w:cs="Courier New"/>
-                <w:sz w:val="24"/>
-                <w:szCs w:val="24"/>
-                <w:lang w:val="en-US"/>
-              </w:rPr>
-              <w:t>].</w:t>
+              <w:t xml:space="preserve"> if X[c].</w:t>
             </w:r>
             <w:proofErr w:type="spellStart"/>
             <w:r>
@@ -17670,25 +17254,14 @@
               <w:t>dtype</w:t>
             </w:r>
             <w:proofErr w:type="spellEnd"/>
-            <w:proofErr w:type="gramEnd"/>
-            <w:r>
-              <w:rPr>
-                <w:rFonts w:ascii="Courier New" w:hAnsi="Courier New" w:cs="Courier New"/>
-                <w:sz w:val="24"/>
-                <w:szCs w:val="24"/>
-                <w:lang w:val="en-US"/>
-              </w:rPr>
-              <w:t xml:space="preserve"> == object and X[c</w:t>
-            </w:r>
-            <w:proofErr w:type="gramStart"/>
-            <w:r>
-              <w:rPr>
-                <w:rFonts w:ascii="Courier New" w:hAnsi="Courier New" w:cs="Courier New"/>
-                <w:sz w:val="24"/>
-                <w:szCs w:val="24"/>
-                <w:lang w:val="en-US"/>
-              </w:rPr>
-              <w:t>].</w:t>
+            <w:r>
+              <w:rPr>
+                <w:rFonts w:ascii="Courier New" w:hAnsi="Courier New" w:cs="Courier New"/>
+                <w:sz w:val="24"/>
+                <w:szCs w:val="24"/>
+                <w:lang w:val="en-US"/>
+              </w:rPr>
+              <w:t xml:space="preserve"> == object and X[c].</w:t>
             </w:r>
             <w:proofErr w:type="spellStart"/>
             <w:r>
@@ -17701,7 +17274,6 @@
               <w:t>nunique</w:t>
             </w:r>
             <w:proofErr w:type="spellEnd"/>
-            <w:proofErr w:type="gramEnd"/>
             <w:r>
               <w:rPr>
                 <w:rFonts w:ascii="Courier New" w:hAnsi="Courier New" w:cs="Courier New"/>
@@ -17751,37 +17323,7 @@
                 <w:szCs w:val="24"/>
                 <w:lang w:val="en-US"/>
               </w:rPr>
-              <w:t>(</w:t>
-            </w:r>
-            <w:proofErr w:type="gramStart"/>
-            <w:r>
-              <w:rPr>
-                <w:rFonts w:ascii="Courier New" w:hAnsi="Courier New" w:cs="Courier New"/>
-                <w:sz w:val="24"/>
-                <w:szCs w:val="24"/>
-                <w:lang w:val="en-US"/>
-              </w:rPr>
-              <w:t>))[</w:t>
-            </w:r>
-            <w:proofErr w:type="gramEnd"/>
-            <w:r>
-              <w:rPr>
-                <w:rFonts w:ascii="Courier New" w:hAnsi="Courier New" w:cs="Courier New"/>
-                <w:sz w:val="24"/>
-                <w:szCs w:val="24"/>
-                <w:lang w:val="en-US"/>
-              </w:rPr>
-              <w:t>-1]</w:t>
-            </w:r>
-            <w:proofErr w:type="gramStart"/>
-            <w:r>
-              <w:rPr>
-                <w:rFonts w:ascii="Courier New" w:hAnsi="Courier New" w:cs="Courier New"/>
-                <w:sz w:val="24"/>
-                <w:szCs w:val="24"/>
-                <w:lang w:val="en-US"/>
-              </w:rPr>
-              <w:t>).</w:t>
+              <w:t>())[-1]).</w:t>
             </w:r>
             <w:proofErr w:type="spellStart"/>
             <w:r>
@@ -17794,7 +17336,6 @@
               <w:t>astype</w:t>
             </w:r>
             <w:proofErr w:type="spellEnd"/>
-            <w:proofErr w:type="gramEnd"/>
             <w:r>
               <w:rPr>
                 <w:rFonts w:ascii="Courier New" w:hAnsi="Courier New" w:cs="Courier New"/>
@@ -18056,7 +17597,6 @@
               <w:t xml:space="preserve">"Признаков после кодирования:", </w:t>
             </w:r>
             <w:proofErr w:type="spellStart"/>
-            <w:proofErr w:type="gramStart"/>
             <w:r>
               <w:rPr>
                 <w:rFonts w:ascii="Courier New" w:hAnsi="Courier New" w:cs="Courier New"/>
@@ -18066,7 +17606,6 @@
               <w:t>X.shape</w:t>
             </w:r>
             <w:proofErr w:type="spellEnd"/>
-            <w:proofErr w:type="gramEnd"/>
             <w:r>
               <w:rPr>
                 <w:rFonts w:ascii="Courier New" w:hAnsi="Courier New" w:cs="Courier New"/>
@@ -18140,17 +17679,7 @@
                 <w:szCs w:val="24"/>
                 <w:lang w:val="en-US"/>
               </w:rPr>
-              <w:t>(Churn=y</w:t>
-            </w:r>
-            <w:proofErr w:type="gramStart"/>
-            <w:r>
-              <w:rPr>
-                <w:rFonts w:ascii="Courier New" w:hAnsi="Courier New" w:cs="Courier New"/>
-                <w:sz w:val="24"/>
-                <w:szCs w:val="24"/>
-                <w:lang w:val="en-US"/>
-              </w:rPr>
-              <w:t>).</w:t>
+              <w:t>(Churn=y).</w:t>
             </w:r>
             <w:proofErr w:type="spellStart"/>
             <w:r>
@@ -18170,47 +17699,7 @@
                 <w:szCs w:val="24"/>
                 <w:lang w:val="en-US"/>
               </w:rPr>
-              <w:t>()[</w:t>
-            </w:r>
-            <w:proofErr w:type="gramEnd"/>
-            <w:r>
-              <w:rPr>
-                <w:rFonts w:ascii="Courier New" w:hAnsi="Courier New" w:cs="Courier New"/>
-                <w:sz w:val="24"/>
-                <w:szCs w:val="24"/>
-                <w:lang w:val="en-US"/>
-              </w:rPr>
-              <w:t>'Churn'</w:t>
-            </w:r>
-            <w:proofErr w:type="gramStart"/>
-            <w:r>
-              <w:rPr>
-                <w:rFonts w:ascii="Courier New" w:hAnsi="Courier New" w:cs="Courier New"/>
-                <w:sz w:val="24"/>
-                <w:szCs w:val="24"/>
-                <w:lang w:val="en-US"/>
-              </w:rPr>
-              <w:t>].drop</w:t>
-            </w:r>
-            <w:proofErr w:type="gramEnd"/>
-            <w:r>
-              <w:rPr>
-                <w:rFonts w:ascii="Courier New" w:hAnsi="Courier New" w:cs="Courier New"/>
-                <w:sz w:val="24"/>
-                <w:szCs w:val="24"/>
-                <w:lang w:val="en-US"/>
-              </w:rPr>
-              <w:t>('Churn'</w:t>
-            </w:r>
-            <w:proofErr w:type="gramStart"/>
-            <w:r>
-              <w:rPr>
-                <w:rFonts w:ascii="Courier New" w:hAnsi="Courier New" w:cs="Courier New"/>
-                <w:sz w:val="24"/>
-                <w:szCs w:val="24"/>
-                <w:lang w:val="en-US"/>
-              </w:rPr>
-              <w:t>).</w:t>
+              <w:t>()['Churn'].drop('Churn').</w:t>
             </w:r>
             <w:proofErr w:type="spellStart"/>
             <w:r>
@@ -18220,27 +17709,7 @@
                 <w:szCs w:val="24"/>
                 <w:lang w:val="en-US"/>
               </w:rPr>
-              <w:t>sort</w:t>
-            </w:r>
-            <w:proofErr w:type="gramEnd"/>
-            <w:r>
-              <w:rPr>
-                <w:rFonts w:ascii="Courier New" w:hAnsi="Courier New" w:cs="Courier New"/>
-                <w:sz w:val="24"/>
-                <w:szCs w:val="24"/>
-                <w:lang w:val="en-US"/>
-              </w:rPr>
-              <w:t>_</w:t>
-            </w:r>
-            <w:proofErr w:type="gramStart"/>
-            <w:r>
-              <w:rPr>
-                <w:rFonts w:ascii="Courier New" w:hAnsi="Courier New" w:cs="Courier New"/>
-                <w:sz w:val="24"/>
-                <w:szCs w:val="24"/>
-                <w:lang w:val="en-US"/>
-              </w:rPr>
-              <w:t>values</w:t>
+              <w:t>sort_values</w:t>
             </w:r>
             <w:proofErr w:type="spellEnd"/>
             <w:r>
@@ -18250,17 +17719,7 @@
                 <w:szCs w:val="24"/>
                 <w:lang w:val="en-US"/>
               </w:rPr>
-              <w:t>(</w:t>
-            </w:r>
-            <w:proofErr w:type="gramEnd"/>
-            <w:r>
-              <w:rPr>
-                <w:rFonts w:ascii="Courier New" w:hAnsi="Courier New" w:cs="Courier New"/>
-                <w:sz w:val="24"/>
-                <w:szCs w:val="24"/>
-                <w:lang w:val="en-US"/>
-              </w:rPr>
-              <w:t>)</w:t>
+              <w:t>()</w:t>
             </w:r>
           </w:p>
           <w:p>
@@ -18308,28 +17767,16 @@
               <w:t>figsize</w:t>
             </w:r>
             <w:proofErr w:type="spellEnd"/>
-            <w:proofErr w:type="gramStart"/>
-            <w:r>
-              <w:rPr>
-                <w:rFonts w:ascii="Courier New" w:hAnsi="Courier New" w:cs="Courier New"/>
-                <w:sz w:val="24"/>
-                <w:szCs w:val="24"/>
-                <w:lang w:val="en-US"/>
-              </w:rPr>
-              <w:t>=(</w:t>
-            </w:r>
-            <w:proofErr w:type="gramEnd"/>
-            <w:r>
-              <w:rPr>
-                <w:rFonts w:ascii="Courier New" w:hAnsi="Courier New" w:cs="Courier New"/>
-                <w:sz w:val="24"/>
-                <w:szCs w:val="24"/>
-                <w:lang w:val="en-US"/>
-              </w:rPr>
-              <w:t xml:space="preserve">8, 9)); </w:t>
+            <w:r>
+              <w:rPr>
+                <w:rFonts w:ascii="Courier New" w:hAnsi="Courier New" w:cs="Courier New"/>
+                <w:sz w:val="24"/>
+                <w:szCs w:val="24"/>
+                <w:lang w:val="en-US"/>
+              </w:rPr>
+              <w:t xml:space="preserve">=(8, 9)); </w:t>
             </w:r>
             <w:proofErr w:type="spellStart"/>
-            <w:proofErr w:type="gramStart"/>
             <w:r>
               <w:rPr>
                 <w:rFonts w:ascii="Courier New" w:hAnsi="Courier New" w:cs="Courier New"/>
@@ -18340,7 +17787,6 @@
               <w:t>corr.plot</w:t>
             </w:r>
             <w:proofErr w:type="spellEnd"/>
-            <w:proofErr w:type="gramEnd"/>
             <w:r>
               <w:rPr>
                 <w:rFonts w:ascii="Courier New" w:hAnsi="Courier New" w:cs="Courier New"/>
@@ -18371,7 +17817,6 @@
               <w:t xml:space="preserve">'); </w:t>
             </w:r>
             <w:proofErr w:type="spellStart"/>
-            <w:proofErr w:type="gramStart"/>
             <w:r>
               <w:rPr>
                 <w:rFonts w:ascii="Courier New" w:hAnsi="Courier New" w:cs="Courier New"/>
@@ -18382,7 +17827,6 @@
               <w:t>plt.title</w:t>
             </w:r>
             <w:proofErr w:type="spellEnd"/>
-            <w:proofErr w:type="gramEnd"/>
             <w:r>
               <w:rPr>
                 <w:rFonts w:ascii="Courier New" w:hAnsi="Courier New" w:cs="Courier New"/>
@@ -18492,17 +17936,7 @@
                 <w:szCs w:val="24"/>
                 <w:lang w:val="en-US"/>
               </w:rPr>
-              <w:t>_</w:t>
-            </w:r>
-            <w:proofErr w:type="gramStart"/>
-            <w:r>
-              <w:rPr>
-                <w:rFonts w:ascii="Courier New" w:hAnsi="Courier New" w:cs="Courier New"/>
-                <w:sz w:val="24"/>
-                <w:szCs w:val="24"/>
-                <w:lang w:val="en-US"/>
-              </w:rPr>
-              <w:t>layout</w:t>
+              <w:t>_layout</w:t>
             </w:r>
             <w:proofErr w:type="spellEnd"/>
             <w:r>
@@ -18512,20 +17946,9 @@
                 <w:szCs w:val="24"/>
                 <w:lang w:val="en-US"/>
               </w:rPr>
-              <w:t>(</w:t>
-            </w:r>
-            <w:proofErr w:type="gramEnd"/>
-            <w:r>
-              <w:rPr>
-                <w:rFonts w:ascii="Courier New" w:hAnsi="Courier New" w:cs="Courier New"/>
-                <w:sz w:val="24"/>
-                <w:szCs w:val="24"/>
-                <w:lang w:val="en-US"/>
-              </w:rPr>
-              <w:t xml:space="preserve">); </w:t>
+              <w:t xml:space="preserve">(); </w:t>
             </w:r>
             <w:proofErr w:type="spellStart"/>
-            <w:proofErr w:type="gramStart"/>
             <w:r>
               <w:rPr>
                 <w:rFonts w:ascii="Courier New" w:hAnsi="Courier New" w:cs="Courier New"/>
@@ -18536,7 +17959,6 @@
               <w:t>plt.show</w:t>
             </w:r>
             <w:proofErr w:type="spellEnd"/>
-            <w:proofErr w:type="gramEnd"/>
             <w:r>
               <w:rPr>
                 <w:rFonts w:ascii="Courier New" w:hAnsi="Courier New" w:cs="Courier New"/>
@@ -19007,20 +18429,9 @@
                 <w:szCs w:val="24"/>
                 <w:lang w:val="en-US"/>
               </w:rPr>
-              <w:t>X_</w:t>
-            </w:r>
-            <w:proofErr w:type="gramStart"/>
-            <w:r>
-              <w:rPr>
-                <w:rFonts w:ascii="Courier New" w:hAnsi="Courier New" w:cs="Courier New"/>
-                <w:sz w:val="24"/>
-                <w:szCs w:val="24"/>
-                <w:lang w:val="en-US"/>
-              </w:rPr>
-              <w:t>te.copy</w:t>
+              <w:t>X_te.copy</w:t>
             </w:r>
             <w:proofErr w:type="spellEnd"/>
-            <w:proofErr w:type="gramEnd"/>
             <w:r>
               <w:rPr>
                 <w:rFonts w:ascii="Courier New" w:hAnsi="Courier New" w:cs="Courier New"/>
@@ -19419,17 +18830,7 @@
                 <w:szCs w:val="24"/>
                 <w:lang w:val="en-US"/>
               </w:rPr>
-              <w:t>=42</w:t>
-            </w:r>
-            <w:proofErr w:type="gramStart"/>
-            <w:r>
-              <w:rPr>
-                <w:rFonts w:ascii="Courier New" w:hAnsi="Courier New" w:cs="Courier New"/>
-                <w:sz w:val="24"/>
-                <w:szCs w:val="24"/>
-                <w:lang w:val="en-US"/>
-              </w:rPr>
-              <w:t>).</w:t>
+              <w:t>=42).</w:t>
             </w:r>
             <w:proofErr w:type="spellStart"/>
             <w:r>
@@ -19439,27 +18840,7 @@
                 <w:szCs w:val="24"/>
                 <w:lang w:val="en-US"/>
               </w:rPr>
-              <w:t>fit</w:t>
-            </w:r>
-            <w:proofErr w:type="gramEnd"/>
-            <w:r>
-              <w:rPr>
-                <w:rFonts w:ascii="Courier New" w:hAnsi="Courier New" w:cs="Courier New"/>
-                <w:sz w:val="24"/>
-                <w:szCs w:val="24"/>
-                <w:lang w:val="en-US"/>
-              </w:rPr>
-              <w:t>_</w:t>
-            </w:r>
-            <w:proofErr w:type="gramStart"/>
-            <w:r>
-              <w:rPr>
-                <w:rFonts w:ascii="Courier New" w:hAnsi="Courier New" w:cs="Courier New"/>
-                <w:sz w:val="24"/>
-                <w:szCs w:val="24"/>
-                <w:lang w:val="en-US"/>
-              </w:rPr>
-              <w:t>resample</w:t>
+              <w:t>fit_resample</w:t>
             </w:r>
             <w:proofErr w:type="spellEnd"/>
             <w:r>
@@ -19472,7 +18853,6 @@
               <w:t>(</w:t>
             </w:r>
             <w:proofErr w:type="spellStart"/>
-            <w:proofErr w:type="gramEnd"/>
             <w:r>
               <w:rPr>
                 <w:rFonts w:ascii="Courier New" w:hAnsi="Courier New" w:cs="Courier New"/>
@@ -19593,7 +18973,6 @@
               <w:t xml:space="preserve">:", </w:t>
             </w:r>
             <w:proofErr w:type="spellStart"/>
-            <w:proofErr w:type="gramStart"/>
             <w:r>
               <w:rPr>
                 <w:rFonts w:ascii="Courier New" w:hAnsi="Courier New" w:cs="Courier New"/>
@@ -19604,7 +18983,6 @@
               <w:t>np.bincount</w:t>
             </w:r>
             <w:proofErr w:type="spellEnd"/>
-            <w:proofErr w:type="gramEnd"/>
             <w:r>
               <w:rPr>
                 <w:rFonts w:ascii="Courier New" w:hAnsi="Courier New" w:cs="Courier New"/>
@@ -19652,7 +19030,6 @@
               <w:t xml:space="preserve">:", </w:t>
             </w:r>
             <w:proofErr w:type="spellStart"/>
-            <w:proofErr w:type="gramStart"/>
             <w:r>
               <w:rPr>
                 <w:rFonts w:ascii="Courier New" w:hAnsi="Courier New" w:cs="Courier New"/>
@@ -19663,7 +19040,6 @@
               <w:t>np.bincount</w:t>
             </w:r>
             <w:proofErr w:type="spellEnd"/>
-            <w:proofErr w:type="gramEnd"/>
             <w:r>
               <w:rPr>
                 <w:rFonts w:ascii="Courier New" w:hAnsi="Courier New" w:cs="Courier New"/>
@@ -20123,27 +19499,7 @@
                 <w:szCs w:val="24"/>
                 <w:lang w:val="en-US"/>
               </w:rPr>
-              <w:t>=42</w:t>
-            </w:r>
-            <w:proofErr w:type="gramStart"/>
-            <w:r>
-              <w:rPr>
-                <w:rFonts w:ascii="Courier New" w:hAnsi="Courier New" w:cs="Courier New"/>
-                <w:sz w:val="24"/>
-                <w:szCs w:val="24"/>
-                <w:lang w:val="en-US"/>
-              </w:rPr>
-              <w:t>).fit</w:t>
-            </w:r>
-            <w:proofErr w:type="gramEnd"/>
-            <w:r>
-              <w:rPr>
-                <w:rFonts w:ascii="Courier New" w:hAnsi="Courier New" w:cs="Courier New"/>
-                <w:sz w:val="24"/>
-                <w:szCs w:val="24"/>
-                <w:lang w:val="en-US"/>
-              </w:rPr>
-              <w:t>(</w:t>
+              <w:t>=42).fit(</w:t>
             </w:r>
             <w:proofErr w:type="spellStart"/>
             <w:r>
@@ -20205,17 +19561,7 @@
                 <w:szCs w:val="24"/>
                 <w:lang w:val="en-US"/>
               </w:rPr>
-              <w:t>_variance_ratio</w:t>
-            </w:r>
-            <w:proofErr w:type="gramStart"/>
-            <w:r>
-              <w:rPr>
-                <w:rFonts w:ascii="Courier New" w:hAnsi="Courier New" w:cs="Courier New"/>
-                <w:sz w:val="24"/>
-                <w:szCs w:val="24"/>
-                <w:lang w:val="en-US"/>
-              </w:rPr>
-              <w:t>_.</w:t>
+              <w:t>_variance_ratio_.</w:t>
             </w:r>
             <w:proofErr w:type="spellStart"/>
             <w:r>
@@ -20228,7 +19574,6 @@
               <w:t>cumsum</w:t>
             </w:r>
             <w:proofErr w:type="spellEnd"/>
-            <w:proofErr w:type="gramEnd"/>
             <w:r>
               <w:rPr>
                 <w:rFonts w:ascii="Courier New" w:hAnsi="Courier New" w:cs="Courier New"/>
@@ -20294,16 +19639,7 @@
                 <w:sz w:val="24"/>
                 <w:szCs w:val="24"/>
               </w:rPr>
-              <w:t>[:10</w:t>
-            </w:r>
-            <w:proofErr w:type="gramStart"/>
-            <w:r>
-              <w:rPr>
-                <w:rFonts w:ascii="Courier New" w:hAnsi="Courier New" w:cs="Courier New"/>
-                <w:sz w:val="24"/>
-                <w:szCs w:val="24"/>
-              </w:rPr>
-              <w:t>].</w:t>
+              <w:t>[:10].</w:t>
             </w:r>
             <w:proofErr w:type="spellStart"/>
             <w:r>
@@ -20315,7 +19651,6 @@
               <w:t>round</w:t>
             </w:r>
             <w:proofErr w:type="spellEnd"/>
-            <w:proofErr w:type="gramEnd"/>
             <w:r>
               <w:rPr>
                 <w:rFonts w:ascii="Courier New" w:hAnsi="Courier New" w:cs="Courier New"/>
@@ -20365,7 +19700,6 @@
               <w:t xml:space="preserve">"Компонент для 80%:", </w:t>
             </w:r>
             <w:proofErr w:type="spellStart"/>
-            <w:proofErr w:type="gramStart"/>
             <w:r>
               <w:rPr>
                 <w:rFonts w:ascii="Courier New" w:hAnsi="Courier New" w:cs="Courier New"/>
@@ -20393,7 +19727,6 @@
               <w:t>np.argmax</w:t>
             </w:r>
             <w:proofErr w:type="spellEnd"/>
-            <w:proofErr w:type="gramEnd"/>
             <w:r>
               <w:rPr>
                 <w:rFonts w:ascii="Courier New" w:hAnsi="Courier New" w:cs="Courier New"/>
@@ -20403,7 +19736,6 @@
               <w:t>(</w:t>
             </w:r>
             <w:proofErr w:type="spellStart"/>
-            <w:proofErr w:type="gramStart"/>
             <w:r>
               <w:rPr>
                 <w:rFonts w:ascii="Courier New" w:hAnsi="Courier New" w:cs="Courier New"/>
@@ -20419,16 +19751,7 @@
                 <w:sz w:val="24"/>
                 <w:szCs w:val="24"/>
               </w:rPr>
-              <w:t xml:space="preserve"> &gt;</w:t>
-            </w:r>
-            <w:proofErr w:type="gramEnd"/>
-            <w:r>
-              <w:rPr>
-                <w:rFonts w:ascii="Courier New" w:hAnsi="Courier New" w:cs="Courier New"/>
-                <w:sz w:val="24"/>
-                <w:szCs w:val="24"/>
-              </w:rPr>
-              <w:t>= .80)) + 1)</w:t>
+              <w:t xml:space="preserve"> &gt;= .80)) + 1)</w:t>
             </w:r>
           </w:p>
           <w:p>
@@ -20513,17 +19836,7 @@
                 <w:szCs w:val="24"/>
                 <w:lang w:val="en-US"/>
               </w:rPr>
-              <w:t>=42</w:t>
-            </w:r>
-            <w:proofErr w:type="gramStart"/>
-            <w:r>
-              <w:rPr>
-                <w:rFonts w:ascii="Courier New" w:hAnsi="Courier New" w:cs="Courier New"/>
-                <w:sz w:val="24"/>
-                <w:szCs w:val="24"/>
-                <w:lang w:val="en-US"/>
-              </w:rPr>
-              <w:t>).</w:t>
+              <w:t>=42).</w:t>
             </w:r>
             <w:proofErr w:type="spellStart"/>
             <w:r>
@@ -20533,17 +19846,7 @@
                 <w:szCs w:val="24"/>
                 <w:lang w:val="en-US"/>
               </w:rPr>
-              <w:t>fit</w:t>
-            </w:r>
-            <w:proofErr w:type="gramEnd"/>
-            <w:r>
-              <w:rPr>
-                <w:rFonts w:ascii="Courier New" w:hAnsi="Courier New" w:cs="Courier New"/>
-                <w:sz w:val="24"/>
-                <w:szCs w:val="24"/>
-                <w:lang w:val="en-US"/>
-              </w:rPr>
-              <w:t>_transform</w:t>
+              <w:t>fit_transform</w:t>
             </w:r>
             <w:proofErr w:type="spellEnd"/>
             <w:r>
@@ -20650,27 +19953,7 @@
                 <w:szCs w:val="24"/>
                 <w:lang w:val="en-US"/>
               </w:rPr>
-              <w:t>(42</w:t>
-            </w:r>
-            <w:proofErr w:type="gramStart"/>
-            <w:r>
-              <w:rPr>
-                <w:rFonts w:ascii="Courier New" w:hAnsi="Courier New" w:cs="Courier New"/>
-                <w:sz w:val="24"/>
-                <w:szCs w:val="24"/>
-                <w:lang w:val="en-US"/>
-              </w:rPr>
-              <w:t>).choice</w:t>
-            </w:r>
-            <w:proofErr w:type="gramEnd"/>
-            <w:r>
-              <w:rPr>
-                <w:rFonts w:ascii="Courier New" w:hAnsi="Courier New" w:cs="Courier New"/>
-                <w:sz w:val="24"/>
-                <w:szCs w:val="24"/>
-                <w:lang w:val="en-US"/>
-              </w:rPr>
-              <w:t>(</w:t>
+              <w:t>(42).choice(</w:t>
             </w:r>
             <w:proofErr w:type="spellStart"/>
             <w:r>
@@ -20783,17 +20066,7 @@
                 <w:szCs w:val="24"/>
                 <w:lang w:val="en-US"/>
               </w:rPr>
-              <w:t>=42</w:t>
-            </w:r>
-            <w:proofErr w:type="gramStart"/>
-            <w:r>
-              <w:rPr>
-                <w:rFonts w:ascii="Courier New" w:hAnsi="Courier New" w:cs="Courier New"/>
-                <w:sz w:val="24"/>
-                <w:szCs w:val="24"/>
-                <w:lang w:val="en-US"/>
-              </w:rPr>
-              <w:t>).</w:t>
+              <w:t>=42).</w:t>
             </w:r>
             <w:proofErr w:type="spellStart"/>
             <w:r>
@@ -20803,17 +20076,7 @@
                 <w:szCs w:val="24"/>
                 <w:lang w:val="en-US"/>
               </w:rPr>
-              <w:t>fit</w:t>
-            </w:r>
-            <w:proofErr w:type="gramEnd"/>
-            <w:r>
-              <w:rPr>
-                <w:rFonts w:ascii="Courier New" w:hAnsi="Courier New" w:cs="Courier New"/>
-                <w:sz w:val="24"/>
-                <w:szCs w:val="24"/>
-                <w:lang w:val="en-US"/>
-              </w:rPr>
-              <w:t>_transform</w:t>
+              <w:t>fit_transform</w:t>
             </w:r>
             <w:proofErr w:type="spellEnd"/>
             <w:r>
@@ -20833,20 +20096,9 @@
                 <w:szCs w:val="24"/>
                 <w:lang w:val="en-US"/>
               </w:rPr>
-              <w:t>X_</w:t>
-            </w:r>
-            <w:proofErr w:type="gramStart"/>
-            <w:r>
-              <w:rPr>
-                <w:rFonts w:ascii="Courier New" w:hAnsi="Courier New" w:cs="Courier New"/>
-                <w:sz w:val="24"/>
-                <w:szCs w:val="24"/>
-                <w:lang w:val="en-US"/>
-              </w:rPr>
-              <w:t>res.iloc</w:t>
+              <w:t>X_res.iloc</w:t>
             </w:r>
             <w:proofErr w:type="spellEnd"/>
-            <w:proofErr w:type="gramEnd"/>
             <w:r>
               <w:rPr>
                 <w:rFonts w:ascii="Courier New" w:hAnsi="Courier New" w:cs="Courier New"/>
@@ -20944,25 +20196,14 @@
               <w:t>figsize</w:t>
             </w:r>
             <w:proofErr w:type="spellEnd"/>
-            <w:proofErr w:type="gramStart"/>
-            <w:r>
-              <w:rPr>
-                <w:rFonts w:ascii="Courier New" w:hAnsi="Courier New" w:cs="Courier New"/>
-                <w:sz w:val="24"/>
-                <w:szCs w:val="24"/>
-                <w:lang w:val="en-US"/>
-              </w:rPr>
-              <w:t>=(</w:t>
-            </w:r>
-            <w:proofErr w:type="gramEnd"/>
-            <w:r>
-              <w:rPr>
-                <w:rFonts w:ascii="Courier New" w:hAnsi="Courier New" w:cs="Courier New"/>
-                <w:sz w:val="24"/>
-                <w:szCs w:val="24"/>
-                <w:lang w:val="en-US"/>
-              </w:rPr>
-              <w:t>14, 6))</w:t>
+            <w:r>
+              <w:rPr>
+                <w:rFonts w:ascii="Courier New" w:hAnsi="Courier New" w:cs="Courier New"/>
+                <w:sz w:val="24"/>
+                <w:szCs w:val="24"/>
+                <w:lang w:val="en-US"/>
+              </w:rPr>
+              <w:t>=(14, 6))</w:t>
             </w:r>
           </w:p>
           <w:p>
@@ -21084,27 +20325,7 @@
                 <w:szCs w:val="24"/>
                 <w:lang w:val="en-US"/>
               </w:rPr>
-              <w:t xml:space="preserve">, </w:t>
-            </w:r>
-            <w:proofErr w:type="spellStart"/>
-            <w:r>
-              <w:rPr>
-                <w:rFonts w:ascii="Courier New" w:hAnsi="Courier New" w:cs="Courier New"/>
-                <w:sz w:val="24"/>
-                <w:szCs w:val="24"/>
-                <w:lang w:val="en-US"/>
-              </w:rPr>
-              <w:t>is_synth</w:t>
-            </w:r>
-            <w:proofErr w:type="spellEnd"/>
-            <w:r>
-              <w:rPr>
-                <w:rFonts w:ascii="Courier New" w:hAnsi="Courier New" w:cs="Courier New"/>
-                <w:sz w:val="24"/>
-                <w:szCs w:val="24"/>
-                <w:lang w:val="en-US"/>
-              </w:rPr>
-              <w:t>, 'PCA'),</w:t>
+              <w:t>, is_synth, 'PCA'),</w:t>
             </w:r>
           </w:p>
           <w:p>
@@ -21320,25 +20541,14 @@
               <w:t>sy</w:t>
             </w:r>
             <w:proofErr w:type="spellEnd"/>
-            <w:proofErr w:type="gramStart"/>
-            <w:r>
-              <w:rPr>
-                <w:rFonts w:ascii="Courier New" w:hAnsi="Courier New" w:cs="Courier New"/>
-                <w:sz w:val="24"/>
-                <w:szCs w:val="24"/>
-                <w:lang w:val="en-US"/>
-              </w:rPr>
-              <w:t>].T</w:t>
-            </w:r>
-            <w:proofErr w:type="gramEnd"/>
-            <w:r>
-              <w:rPr>
-                <w:rFonts w:ascii="Courier New" w:hAnsi="Courier New" w:cs="Courier New"/>
-                <w:sz w:val="24"/>
-                <w:szCs w:val="24"/>
-                <w:lang w:val="en-US"/>
-              </w:rPr>
-              <w:t>, c=</w:t>
+            <w:r>
+              <w:rPr>
+                <w:rFonts w:ascii="Courier New" w:hAnsi="Courier New" w:cs="Courier New"/>
+                <w:sz w:val="24"/>
+                <w:szCs w:val="24"/>
+                <w:lang w:val="en-US"/>
+              </w:rPr>
+              <w:t>].T, c=</w:t>
             </w:r>
             <w:proofErr w:type="spellStart"/>
             <w:r>
@@ -21495,25 +20705,14 @@
               <w:t>sy</w:t>
             </w:r>
             <w:proofErr w:type="spellEnd"/>
-            <w:proofErr w:type="gramStart"/>
-            <w:r>
-              <w:rPr>
-                <w:rFonts w:ascii="Courier New" w:hAnsi="Courier New" w:cs="Courier New"/>
-                <w:sz w:val="24"/>
-                <w:szCs w:val="24"/>
-                <w:lang w:val="en-US"/>
-              </w:rPr>
-              <w:t>].T</w:t>
-            </w:r>
-            <w:proofErr w:type="gramEnd"/>
-            <w:r>
-              <w:rPr>
-                <w:rFonts w:ascii="Courier New" w:hAnsi="Courier New" w:cs="Courier New"/>
-                <w:sz w:val="24"/>
-                <w:szCs w:val="24"/>
-                <w:lang w:val="en-US"/>
-              </w:rPr>
-              <w:t>, c='green', marker='x', s=12, alpha=.6, label='</w:t>
+            <w:r>
+              <w:rPr>
+                <w:rFonts w:ascii="Courier New" w:hAnsi="Courier New" w:cs="Courier New"/>
+                <w:sz w:val="24"/>
+                <w:szCs w:val="24"/>
+                <w:lang w:val="en-US"/>
+              </w:rPr>
+              <w:t>].T, c='green', marker='x', s=12, alpha=.6, label='</w:t>
             </w:r>
             <w:r>
               <w:rPr>
@@ -21664,7 +20863,7 @@
 </file>
 
 <file path=word/endnotes.xml><?xml version="1.0" encoding="utf-8"?>
-<w:endnotes xmlns:wpc="http://schemas.microsoft.com/office/word/2010/wordprocessingCanvas" xmlns:cx="http://schemas.microsoft.com/office/drawing/2014/chartex" xmlns:cx1="http://schemas.microsoft.com/office/drawing/2015/9/8/chartex" xmlns:cx2="http://schemas.microsoft.com/office/drawing/2015/10/21/chartex" xmlns:cx3="http://schemas.microsoft.com/office/drawing/2016/5/9/chartex" xmlns:cx4="http://schemas.microsoft.com/office/drawing/2016/5/10/chartex" xmlns:cx5="http://schemas.microsoft.com/office/drawing/2016/5/11/chartex" xmlns:cx6="http://schemas.microsoft.com/office/drawing/2016/5/12/chartex" xmlns:cx7="http://schemas.microsoft.com/office/drawing/2016/5/13/chartex" xmlns:cx8="http://schemas.microsoft.com/office/drawing/2016/5/14/chartex" xmlns:mc="http://schemas.openxmlformats.org/markup-compatibility/2006" xmlns:aink="http://schemas.microsoft.com/office/drawing/2016/ink" xmlns:am3d="http://schemas.microsoft.com/office/drawing/2017/model3d" xmlns:o="urn:schemas-microsoft-com:office:office" xmlns:oel="http://schemas.microsoft.com/office/2019/extlst" xmlns:r="http://schemas.openxmlformats.org/officeDocument/2006/relationships" xmlns:m="http://schemas.openxmlformats.org/officeDocument/2006/math" xmlns:v="urn:schemas-microsoft-com:vml" xmlns:wp14="http://schemas.microsoft.com/office/word/2010/wordprocessingDrawing" xmlns:wp="http://schemas.openxmlformats.org/drawingml/2006/wordprocessingDrawing" xmlns:w10="urn:schemas-microsoft-com:office:word" xmlns:w="http://schemas.openxmlformats.org/wordprocessingml/2006/main" xmlns:w14="http://schemas.microsoft.com/office/word/2010/wordml" xmlns:w15="http://schemas.microsoft.com/office/word/2012/wordml" xmlns:w16cex="http://schemas.microsoft.com/office/word/2018/wordml/cex" xmlns:w16cid="http://schemas.microsoft.com/office/word/2016/wordml/cid" xmlns:w16="http://schemas.microsoft.com/office/word/2018/wordml" xmlns:w16du="http://schemas.microsoft.com/office/word/2023/wordml/word16du" xmlns:w16sdtdh="http://schemas.microsoft.com/office/word/2020/wordml/sdtdatahash" xmlns:w16sdtfl="http://schemas.microsoft.com/office/word/2024/wordml/sdtformatlock" xmlns:w16se="http://schemas.microsoft.com/office/word/2015/wordml/symex" xmlns:wpg="http://schemas.microsoft.com/office/word/2010/wordprocessingGroup" xmlns:wpi="http://schemas.microsoft.com/office/word/2010/wordprocessingInk" xmlns:wne="http://schemas.microsoft.com/office/word/2006/wordml" xmlns:wps="http://schemas.microsoft.com/office/word/2010/wordprocessingShape" mc:Ignorable="w14 w15 w16se w16cid w16 w16cex w16sdtdh w16sdtfl w16du wp14">
+<w:endnotes xmlns:wpc="http://schemas.microsoft.com/office/word/2010/wordprocessingCanvas" xmlns:cx="http://schemas.microsoft.com/office/drawing/2014/chartex" xmlns:cx1="http://schemas.microsoft.com/office/drawing/2015/9/8/chartex" xmlns:cx2="http://schemas.microsoft.com/office/drawing/2015/10/21/chartex" xmlns:cx3="http://schemas.microsoft.com/office/drawing/2016/5/9/chartex" xmlns:cx4="http://schemas.microsoft.com/office/drawing/2016/5/10/chartex" xmlns:cx5="http://schemas.microsoft.com/office/drawing/2016/5/11/chartex" xmlns:cx6="http://schemas.microsoft.com/office/drawing/2016/5/12/chartex" xmlns:cx7="http://schemas.microsoft.com/office/drawing/2016/5/13/chartex" xmlns:cx8="http://schemas.microsoft.com/office/drawing/2016/5/14/chartex" xmlns:mc="http://schemas.openxmlformats.org/markup-compatibility/2006" xmlns:aink="http://schemas.microsoft.com/office/drawing/2016/ink" xmlns:am3d="http://schemas.microsoft.com/office/drawing/2017/model3d" xmlns:o="urn:schemas-microsoft-com:office:office" xmlns:oel="http://schemas.microsoft.com/office/2019/extlst" xmlns:r="http://schemas.openxmlformats.org/officeDocument/2006/relationships" xmlns:m="http://schemas.openxmlformats.org/officeDocument/2006/math" xmlns:v="urn:schemas-microsoft-com:vml" xmlns:wp14="http://schemas.microsoft.com/office/word/2010/wordprocessingDrawing" xmlns:wp="http://schemas.openxmlformats.org/drawingml/2006/wordprocessingDrawing" xmlns:w10="urn:schemas-microsoft-com:office:word" xmlns:w="http://schemas.openxmlformats.org/wordprocessingml/2006/main" xmlns:w14="http://schemas.microsoft.com/office/word/2010/wordml" xmlns:w15="http://schemas.microsoft.com/office/word/2012/wordml" xmlns:w16cex="http://schemas.microsoft.com/office/word/2018/wordml/cex" xmlns:w16cid="http://schemas.microsoft.com/office/word/2016/wordml/cid" xmlns:w16="http://schemas.microsoft.com/office/word/2018/wordml" xmlns:w16sdtdh="http://schemas.microsoft.com/office/word/2020/wordml/sdtdatahash" xmlns:w16se="http://schemas.microsoft.com/office/word/2015/wordml/symex" xmlns:wpg="http://schemas.microsoft.com/office/word/2010/wordprocessingGroup" xmlns:wpi="http://schemas.microsoft.com/office/word/2010/wordprocessingInk" xmlns:wne="http://schemas.microsoft.com/office/word/2006/wordml" xmlns:wps="http://schemas.microsoft.com/office/word/2010/wordprocessingShape" mc:Ignorable="w14 w15 w16se w16cid w16 w16cex w16sdtdh wp14">
   <w:endnote w:type="separator" w:id="-1">
     <w:p>
       <w:pPr>
@@ -21689,7 +20888,7 @@
 </file>
 
 <file path=word/footnotes.xml><?xml version="1.0" encoding="utf-8"?>
-<w:footnotes xmlns:wpc="http://schemas.microsoft.com/office/word/2010/wordprocessingCanvas" xmlns:cx="http://schemas.microsoft.com/office/drawing/2014/chartex" xmlns:cx1="http://schemas.microsoft.com/office/drawing/2015/9/8/chartex" xmlns:cx2="http://schemas.microsoft.com/office/drawing/2015/10/21/chartex" xmlns:cx3="http://schemas.microsoft.com/office/drawing/2016/5/9/chartex" xmlns:cx4="http://schemas.microsoft.com/office/drawing/2016/5/10/chartex" xmlns:cx5="http://schemas.microsoft.com/office/drawing/2016/5/11/chartex" xmlns:cx6="http://schemas.microsoft.com/office/drawing/2016/5/12/chartex" xmlns:cx7="http://schemas.microsoft.com/office/drawing/2016/5/13/chartex" xmlns:cx8="http://schemas.microsoft.com/office/drawing/2016/5/14/chartex" xmlns:mc="http://schemas.openxmlformats.org/markup-compatibility/2006" xmlns:aink="http://schemas.microsoft.com/office/drawing/2016/ink" xmlns:am3d="http://schemas.microsoft.com/office/drawing/2017/model3d" xmlns:o="urn:schemas-microsoft-com:office:office" xmlns:oel="http://schemas.microsoft.com/office/2019/extlst" xmlns:r="http://schemas.openxmlformats.org/officeDocument/2006/relationships" xmlns:m="http://schemas.openxmlformats.org/officeDocument/2006/math" xmlns:v="urn:schemas-microsoft-com:vml" xmlns:wp14="http://schemas.microsoft.com/office/word/2010/wordprocessingDrawing" xmlns:wp="http://schemas.openxmlformats.org/drawingml/2006/wordprocessingDrawing" xmlns:w10="urn:schemas-microsoft-com:office:word" xmlns:w="http://schemas.openxmlformats.org/wordprocessingml/2006/main" xmlns:w14="http://schemas.microsoft.com/office/word/2010/wordml" xmlns:w15="http://schemas.microsoft.com/office/word/2012/wordml" xmlns:w16cex="http://schemas.microsoft.com/office/word/2018/wordml/cex" xmlns:w16cid="http://schemas.microsoft.com/office/word/2016/wordml/cid" xmlns:w16="http://schemas.microsoft.com/office/word/2018/wordml" xmlns:w16du="http://schemas.microsoft.com/office/word/2023/wordml/word16du" xmlns:w16sdtdh="http://schemas.microsoft.com/office/word/2020/wordml/sdtdatahash" xmlns:w16sdtfl="http://schemas.microsoft.com/office/word/2024/wordml/sdtformatlock" xmlns:w16se="http://schemas.microsoft.com/office/word/2015/wordml/symex" xmlns:wpg="http://schemas.microsoft.com/office/word/2010/wordprocessingGroup" xmlns:wpi="http://schemas.microsoft.com/office/word/2010/wordprocessingInk" xmlns:wne="http://schemas.microsoft.com/office/word/2006/wordml" xmlns:wps="http://schemas.microsoft.com/office/word/2010/wordprocessingShape" mc:Ignorable="w14 w15 w16se w16cid w16 w16cex w16sdtdh w16sdtfl w16du wp14">
+<w:footnotes xmlns:wpc="http://schemas.microsoft.com/office/word/2010/wordprocessingCanvas" xmlns:cx="http://schemas.microsoft.com/office/drawing/2014/chartex" xmlns:cx1="http://schemas.microsoft.com/office/drawing/2015/9/8/chartex" xmlns:cx2="http://schemas.microsoft.com/office/drawing/2015/10/21/chartex" xmlns:cx3="http://schemas.microsoft.com/office/drawing/2016/5/9/chartex" xmlns:cx4="http://schemas.microsoft.com/office/drawing/2016/5/10/chartex" xmlns:cx5="http://schemas.microsoft.com/office/drawing/2016/5/11/chartex" xmlns:cx6="http://schemas.microsoft.com/office/drawing/2016/5/12/chartex" xmlns:cx7="http://schemas.microsoft.com/office/drawing/2016/5/13/chartex" xmlns:cx8="http://schemas.microsoft.com/office/drawing/2016/5/14/chartex" xmlns:mc="http://schemas.openxmlformats.org/markup-compatibility/2006" xmlns:aink="http://schemas.microsoft.com/office/drawing/2016/ink" xmlns:am3d="http://schemas.microsoft.com/office/drawing/2017/model3d" xmlns:o="urn:schemas-microsoft-com:office:office" xmlns:oel="http://schemas.microsoft.com/office/2019/extlst" xmlns:r="http://schemas.openxmlformats.org/officeDocument/2006/relationships" xmlns:m="http://schemas.openxmlformats.org/officeDocument/2006/math" xmlns:v="urn:schemas-microsoft-com:vml" xmlns:wp14="http://schemas.microsoft.com/office/word/2010/wordprocessingDrawing" xmlns:wp="http://schemas.openxmlformats.org/drawingml/2006/wordprocessingDrawing" xmlns:w10="urn:schemas-microsoft-com:office:word" xmlns:w="http://schemas.openxmlformats.org/wordprocessingml/2006/main" xmlns:w14="http://schemas.microsoft.com/office/word/2010/wordml" xmlns:w15="http://schemas.microsoft.com/office/word/2012/wordml" xmlns:w16cex="http://schemas.microsoft.com/office/word/2018/wordml/cex" xmlns:w16cid="http://schemas.microsoft.com/office/word/2016/wordml/cid" xmlns:w16="http://schemas.microsoft.com/office/word/2018/wordml" xmlns:w16sdtdh="http://schemas.microsoft.com/office/word/2020/wordml/sdtdatahash" xmlns:w16se="http://schemas.microsoft.com/office/word/2015/wordml/symex" xmlns:wpg="http://schemas.microsoft.com/office/word/2010/wordprocessingGroup" xmlns:wpi="http://schemas.microsoft.com/office/word/2010/wordprocessingInk" xmlns:wne="http://schemas.microsoft.com/office/word/2006/wordml" xmlns:wps="http://schemas.microsoft.com/office/word/2010/wordprocessingShape" mc:Ignorable="w14 w15 w16se w16cid w16 w16cex w16sdtdh wp14">
   <w:footnote w:type="separator" w:id="-1">
     <w:p>
       <w:pPr>
@@ -21714,7 +20913,7 @@
 </file>
 
 <file path=word/numbering.xml><?xml version="1.0" encoding="utf-8"?>
-<w:numbering xmlns:wpc="http://schemas.microsoft.com/office/word/2010/wordprocessingCanvas" xmlns:cx="http://schemas.microsoft.com/office/drawing/2014/chartex" xmlns:cx1="http://schemas.microsoft.com/office/drawing/2015/9/8/chartex" xmlns:cx2="http://schemas.microsoft.com/office/drawing/2015/10/21/chartex" xmlns:cx3="http://schemas.microsoft.com/office/drawing/2016/5/9/chartex" xmlns:cx4="http://schemas.microsoft.com/office/drawing/2016/5/10/chartex" xmlns:cx5="http://schemas.microsoft.com/office/drawing/2016/5/11/chartex" xmlns:cx6="http://schemas.microsoft.com/office/drawing/2016/5/12/chartex" xmlns:cx7="http://schemas.microsoft.com/office/drawing/2016/5/13/chartex" xmlns:cx8="http://schemas.microsoft.com/office/drawing/2016/5/14/chartex" xmlns:mc="http://schemas.openxmlformats.org/markup-compatibility/2006" xmlns:aink="http://schemas.microsoft.com/office/drawing/2016/ink" xmlns:am3d="http://schemas.microsoft.com/office/drawing/2017/model3d" xmlns:o="urn:schemas-microsoft-com:office:office" xmlns:oel="http://schemas.microsoft.com/office/2019/extlst" xmlns:r="http://schemas.openxmlformats.org/officeDocument/2006/relationships" xmlns:m="http://schemas.openxmlformats.org/officeDocument/2006/math" xmlns:v="urn:schemas-microsoft-com:vml" xmlns:wp14="http://schemas.microsoft.com/office/word/2010/wordprocessingDrawing" xmlns:wp="http://schemas.openxmlformats.org/drawingml/2006/wordprocessingDrawing" xmlns:w10="urn:schemas-microsoft-com:office:word" xmlns:w="http://schemas.openxmlformats.org/wordprocessingml/2006/main" xmlns:w14="http://schemas.microsoft.com/office/word/2010/wordml" xmlns:w15="http://schemas.microsoft.com/office/word/2012/wordml" xmlns:w16cex="http://schemas.microsoft.com/office/word/2018/wordml/cex" xmlns:w16cid="http://schemas.microsoft.com/office/word/2016/wordml/cid" xmlns:w16="http://schemas.microsoft.com/office/word/2018/wordml" xmlns:w16du="http://schemas.microsoft.com/office/word/2023/wordml/word16du" xmlns:w16sdtdh="http://schemas.microsoft.com/office/word/2020/wordml/sdtdatahash" xmlns:w16sdtfl="http://schemas.microsoft.com/office/word/2024/wordml/sdtformatlock" xmlns:w16se="http://schemas.microsoft.com/office/word/2015/wordml/symex" xmlns:wpg="http://schemas.microsoft.com/office/word/2010/wordprocessingGroup" xmlns:wpi="http://schemas.microsoft.com/office/word/2010/wordprocessingInk" xmlns:wne="http://schemas.microsoft.com/office/word/2006/wordml" xmlns:wps="http://schemas.microsoft.com/office/word/2010/wordprocessingShape" mc:Ignorable="w14 w15 w16se w16cid w16 w16cex w16sdtdh w16sdtfl w16du wp14">
+<w:numbering xmlns:wpc="http://schemas.microsoft.com/office/word/2010/wordprocessingCanvas" xmlns:cx="http://schemas.microsoft.com/office/drawing/2014/chartex" xmlns:cx1="http://schemas.microsoft.com/office/drawing/2015/9/8/chartex" xmlns:cx2="http://schemas.microsoft.com/office/drawing/2015/10/21/chartex" xmlns:cx3="http://schemas.microsoft.com/office/drawing/2016/5/9/chartex" xmlns:cx4="http://schemas.microsoft.com/office/drawing/2016/5/10/chartex" xmlns:cx5="http://schemas.microsoft.com/office/drawing/2016/5/11/chartex" xmlns:cx6="http://schemas.microsoft.com/office/drawing/2016/5/12/chartex" xmlns:cx7="http://schemas.microsoft.com/office/drawing/2016/5/13/chartex" xmlns:cx8="http://schemas.microsoft.com/office/drawing/2016/5/14/chartex" xmlns:mc="http://schemas.openxmlformats.org/markup-compatibility/2006" xmlns:aink="http://schemas.microsoft.com/office/drawing/2016/ink" xmlns:am3d="http://schemas.microsoft.com/office/drawing/2017/model3d" xmlns:o="urn:schemas-microsoft-com:office:office" xmlns:oel="http://schemas.microsoft.com/office/2019/extlst" xmlns:r="http://schemas.openxmlformats.org/officeDocument/2006/relationships" xmlns:m="http://schemas.openxmlformats.org/officeDocument/2006/math" xmlns:v="urn:schemas-microsoft-com:vml" xmlns:wp14="http://schemas.microsoft.com/office/word/2010/wordprocessingDrawing" xmlns:wp="http://schemas.openxmlformats.org/drawingml/2006/wordprocessingDrawing" xmlns:w10="urn:schemas-microsoft-com:office:word" xmlns:w="http://schemas.openxmlformats.org/wordprocessingml/2006/main" xmlns:w14="http://schemas.microsoft.com/office/word/2010/wordml" xmlns:w15="http://schemas.microsoft.com/office/word/2012/wordml" xmlns:w16cex="http://schemas.microsoft.com/office/word/2018/wordml/cex" xmlns:w16cid="http://schemas.microsoft.com/office/word/2016/wordml/cid" xmlns:w16="http://schemas.microsoft.com/office/word/2018/wordml" xmlns:w16sdtdh="http://schemas.microsoft.com/office/word/2020/wordml/sdtdatahash" xmlns:w16se="http://schemas.microsoft.com/office/word/2015/wordml/symex" xmlns:wpg="http://schemas.microsoft.com/office/word/2010/wordprocessingGroup" xmlns:wpi="http://schemas.microsoft.com/office/word/2010/wordprocessingInk" xmlns:wne="http://schemas.microsoft.com/office/word/2006/wordml" xmlns:wps="http://schemas.microsoft.com/office/word/2010/wordprocessingShape" mc:Ignorable="w14 w15 w16se w16cid w16 w16cex w16sdtdh wp14">
   <w:abstractNum w:abstractNumId="0" w15:restartNumberingAfterBreak="0">
     <w:nsid w:val="04596AEA"/>
     <w:multiLevelType w:val="hybridMultilevel"/>
@@ -25777,7 +24976,7 @@
 </file>
 
 <file path=word/styles.xml><?xml version="1.0" encoding="utf-8"?>
-<w:styles xmlns:mc="http://schemas.openxmlformats.org/markup-compatibility/2006" xmlns:r="http://schemas.openxmlformats.org/officeDocument/2006/relationships" xmlns:w="http://schemas.openxmlformats.org/wordprocessingml/2006/main" xmlns:w14="http://schemas.microsoft.com/office/word/2010/wordml" xmlns:w15="http://schemas.microsoft.com/office/word/2012/wordml" xmlns:w16cex="http://schemas.microsoft.com/office/word/2018/wordml/cex" xmlns:w16cid="http://schemas.microsoft.com/office/word/2016/wordml/cid" xmlns:w16="http://schemas.microsoft.com/office/word/2018/wordml" xmlns:w16du="http://schemas.microsoft.com/office/word/2023/wordml/word16du" xmlns:w16sdtdh="http://schemas.microsoft.com/office/word/2020/wordml/sdtdatahash" xmlns:w16sdtfl="http://schemas.microsoft.com/office/word/2024/wordml/sdtformatlock" xmlns:w16se="http://schemas.microsoft.com/office/word/2015/wordml/symex" mc:Ignorable="w14 w15 w16se w16cid w16 w16cex w16sdtdh w16sdtfl w16du">
+<w:styles xmlns:mc="http://schemas.openxmlformats.org/markup-compatibility/2006" xmlns:r="http://schemas.openxmlformats.org/officeDocument/2006/relationships" xmlns:w="http://schemas.openxmlformats.org/wordprocessingml/2006/main" xmlns:w14="http://schemas.microsoft.com/office/word/2010/wordml" xmlns:w15="http://schemas.microsoft.com/office/word/2012/wordml" xmlns:w16cex="http://schemas.microsoft.com/office/word/2018/wordml/cex" xmlns:w16cid="http://schemas.microsoft.com/office/word/2016/wordml/cid" xmlns:w16="http://schemas.microsoft.com/office/word/2018/wordml" xmlns:w16sdtdh="http://schemas.microsoft.com/office/word/2020/wordml/sdtdatahash" xmlns:w16se="http://schemas.microsoft.com/office/word/2015/wordml/symex" mc:Ignorable="w14 w15 w16se w16cid w16 w16cex w16sdtdh">
   <w:docDefaults>
     <w:rPrDefault>
       <w:rPr>
@@ -26377,6 +25576,7 @@
   <w:style w:type="character" w:default="1" w:styleId="a0">
     <w:name w:val="Default Paragraph Font"/>
     <w:uiPriority w:val="1"/>
+    <w:semiHidden/>
     <w:unhideWhenUsed/>
   </w:style>
   <w:style w:type="table" w:default="1" w:styleId="a1">
